--- a/cowork-obsidian/docs/sops/SOP-C04-04.docx
+++ b/cowork-obsidian/docs/sops/SOP-C04-04.docx
@@ -28,7 +28,7 @@
         </w:p>
       </w:sdtContent>
     </w:sdt>
-    <w:bookmarkStart w:id="36" w:name="vcinc-standard-operating-procedure"/>
+    <w:bookmarkStart w:id="35" w:name="vcinc-standard-operating-procedure"/>
     <w:p>
       <w:pPr>
         <w:pStyle w:val="Heading1"/>
@@ -37,13 +37,28 @@
         <w:t xml:space="preserve">VCINC — STANDARD OPERATING PROCEDURE</w:t>
       </w:r>
     </w:p>
-    <w:bookmarkStart w:id="10" w:name="X2a89f24a937fc24b177ae80e3ab4a222adef407"/>
+    <w:bookmarkStart w:id="10" w:name="X1d980d95729da7b5afd3d81f555764cbc929d01"/>
     <w:p>
       <w:pPr>
         <w:pStyle w:val="Heading2"/>
       </w:pPr>
       <w:r>
-        <w:t xml:space="preserve">Lesson 4: The Weekly Rhythm and the Custom Skill</w:t>
+        <w:t xml:space="preserve">Lesson 4: The Weekly Rhythm +</w:t>
+      </w:r>
+      <w:r>
+        <w:t xml:space="preserve"> </w:t>
+      </w:r>
+      <w:r>
+        <w:rPr>
+          <w:rStyle w:val="VerbatimChar"/>
+        </w:rPr>
+        <w:t xml:space="preserve">/open-vault</w:t>
+      </w:r>
+      <w:r>
+        <w:t xml:space="preserve"> </w:t>
+      </w:r>
+      <w:r>
+        <w:t xml:space="preserve">Daily Driver</w:t>
       </w:r>
     </w:p>
     <w:bookmarkStart w:id="9" w:name="making-the-vault-compound-automatically"/>
@@ -150,7 +165,7 @@
               <w:pStyle w:val="Compact"/>
             </w:pPr>
             <w:r>
-              <w:t xml:space="preserve">2.0</w:t>
+              <w:t xml:space="preserve">3.0</w:t>
             </w:r>
           </w:p>
         </w:tc>
@@ -290,7 +305,7 @@
               <w:pStyle w:val="Compact"/>
             </w:pPr>
             <w:r>
-              <w:t xml:space="preserve">30 minutes</w:t>
+              <w:t xml:space="preserve">~20 minutes</w:t>
             </w:r>
           </w:p>
         </w:tc>
@@ -327,7 +342,7 @@
               <w:t xml:space="preserve"> </w:t>
             </w:r>
             <w:r>
-              <w:t xml:space="preserve">v0.2.0</w:t>
+              <w:t xml:space="preserve">v0.3.0</w:t>
             </w:r>
           </w:p>
         </w:tc>
@@ -356,7 +371,7 @@
         <w:pStyle w:val="FirstParagraph"/>
       </w:pPr>
       <w:r>
-        <w:t xml:space="preserve">By the end of this lesson your second brain has:</w:t>
+        <w:t xml:space="preserve">By the end of this lesson, your second brain has:</w:t>
       </w:r>
     </w:p>
     <w:p>
@@ -396,23 +411,17 @@
         </w:numPr>
       </w:pPr>
       <w:r>
-        <w:t xml:space="preserve">A</w:t>
-      </w:r>
-      <w:r>
-        <w:t xml:space="preserve"> </w:t>
-      </w:r>
-      <w:r>
         <w:rPr>
           <w:b/>
           <w:bCs/>
         </w:rPr>
-        <w:t xml:space="preserve">home index</w:t>
-      </w:r>
-      <w:r>
-        <w:t xml:space="preserve"> </w:t>
-      </w:r>
-      <w:r>
-        <w:t xml:space="preserve">for navigating any wiki that’s grown past ten pages.</w:t>
+        <w:t xml:space="preserve">Calendar reminders</w:t>
+      </w:r>
+      <w:r>
+        <w:t xml:space="preserve"> </w:t>
+      </w:r>
+      <w:r>
+        <w:t xml:space="preserve">so the rhythm actually happens.</w:t>
       </w:r>
     </w:p>
     <w:p>
@@ -424,7 +433,7 @@
         </w:numPr>
       </w:pPr>
       <w:r>
-        <w:t xml:space="preserve">One</w:t>
+        <w:t xml:space="preserve">A</w:t>
       </w:r>
       <w:r>
         <w:t xml:space="preserve"> </w:t>
@@ -434,13 +443,22 @@
           <w:b/>
           <w:bCs/>
         </w:rPr>
-        <w:t xml:space="preserve">golden output</w:t>
-      </w:r>
-      <w:r>
-        <w:t xml:space="preserve"> </w:t>
-      </w:r>
-      <w:r>
-        <w:t xml:space="preserve">saved and referenceable.</w:t>
+        <w:t xml:space="preserve">home index</w:t>
+      </w:r>
+      <w:r>
+        <w:t xml:space="preserve"> </w:t>
+      </w:r>
+      <w:r>
+        <w:t xml:space="preserve">(</w:t>
+      </w:r>
+      <w:r>
+        <w:rPr>
+          <w:rStyle w:val="VerbatimChar"/>
+        </w:rPr>
+        <w:t xml:space="preserve">_index.md</w:t>
+      </w:r>
+      <w:r>
+        <w:t xml:space="preserve">) for any wiki that’s grown past 5 pages.</w:t>
       </w:r>
     </w:p>
     <w:p>
@@ -452,7 +470,7 @@
         </w:numPr>
       </w:pPr>
       <w:r>
-        <w:t xml:space="preserve">A</w:t>
+        <w:t xml:space="preserve">One</w:t>
       </w:r>
       <w:r>
         <w:t xml:space="preserve"> </w:t>
@@ -462,13 +480,13 @@
           <w:b/>
           <w:bCs/>
         </w:rPr>
-        <w:t xml:space="preserve">custom slash-command skill</w:t>
-      </w:r>
-      <w:r>
-        <w:t xml:space="preserve"> </w:t>
-      </w:r>
-      <w:r>
-        <w:t xml:space="preserve">that runs all three canonical prompts (plus fold-back) without you typing the prompts by hand.</w:t>
+        <w:t xml:space="preserve">golden output</w:t>
+      </w:r>
+      <w:r>
+        <w:t xml:space="preserve"> </w:t>
+      </w:r>
+      <w:r>
+        <w:t xml:space="preserve">saved and referenceable.</w:t>
       </w:r>
     </w:p>
     <w:p>
@@ -480,17 +498,24 @@
         </w:numPr>
       </w:pPr>
       <w:r>
-        <w:rPr>
+        <w:t xml:space="preserve">The</w:t>
+      </w:r>
+      <w:r>
+        <w:t xml:space="preserve"> </w:t>
+      </w:r>
+      <w:r>
+        <w:rPr>
+          <w:rStyle w:val="VerbatimChar"/>
           <w:b/>
           <w:bCs/>
         </w:rPr>
-        <w:t xml:space="preserve">Calendar reminders</w:t>
-      </w:r>
-      <w:r>
-        <w:t xml:space="preserve"> </w:t>
-      </w:r>
-      <w:r>
-        <w:t xml:space="preserve">so the system runs itself instead of relying on memory.</w:t>
+        <w:t xml:space="preserve">My Vault System.md</w:t>
+      </w:r>
+      <w:r>
+        <w:t xml:space="preserve"> </w:t>
+      </w:r>
+      <w:r>
+        <w:t xml:space="preserve">file you intentionally skipped in Lesson 1, written now that you’ve actually used the vault.</w:t>
       </w:r>
     </w:p>
     <w:p>
@@ -502,30 +527,107 @@
         </w:numPr>
       </w:pPr>
       <w:r>
-        <w:t xml:space="preserve">The</w:t>
-      </w:r>
-      <w:r>
-        <w:t xml:space="preserve"> </w:t>
-      </w:r>
-      <w:r>
-        <w:rPr>
-          <w:rStyle w:val="VerbatimChar"/>
-        </w:rPr>
-        <w:t xml:space="preserve">**My Vault System.md**</w:t>
-      </w:r>
-      <w:r>
-        <w:t xml:space="preserve"> </w:t>
-      </w:r>
-      <w:r>
-        <w:t xml:space="preserve">file you intentionally skipped in Lesson 1 — written now that you’ve actually used the vault.</w:t>
-      </w:r>
-    </w:p>
-    <w:p>
-      <w:pPr>
-        <w:pStyle w:val="FirstParagraph"/>
-      </w:pPr>
-      <w:r>
-        <w:t xml:space="preserve">You’ll build all of this by pasting one prompt into Cowork. The skill build alone would take 30 minutes of hand work — Cowork does it in five while you watch.</w:t>
+        <w:t xml:space="preserve">A clear daily-startup pattern: run</w:t>
+      </w:r>
+      <w:r>
+        <w:t xml:space="preserve"> </w:t>
+      </w:r>
+      <w:r>
+        <w:rPr>
+          <w:rStyle w:val="VerbatimChar"/>
+        </w:rPr>
+        <w:t xml:space="preserve">/open-vault</w:t>
+      </w:r>
+      <w:r>
+        <w:t xml:space="preserve"> </w:t>
+      </w:r>
+      <w:r>
+        <w:t xml:space="preserve">to start any session, run</w:t>
+      </w:r>
+      <w:r>
+        <w:t xml:space="preserve"> </w:t>
+      </w:r>
+      <w:r>
+        <w:rPr>
+          <w:rStyle w:val="VerbatimChar"/>
+        </w:rPr>
+        <w:t xml:space="preserve">/second-brain</w:t>
+      </w:r>
+      <w:r>
+        <w:t xml:space="preserve"> </w:t>
+      </w:r>
+      <w:r>
+        <w:t xml:space="preserve">for operations.</w:t>
+      </w:r>
+    </w:p>
+    <w:p>
+      <w:pPr>
+        <w:pStyle w:val="BlockText"/>
+      </w:pPr>
+      <w:r>
+        <w:rPr>
+          <w:b/>
+          <w:bCs/>
+        </w:rPr>
+        <w:t xml:space="preserve">What’s NOT in this lesson (compared to v0.1.0 cohort SOPs):</w:t>
+      </w:r>
+      <w:r>
+        <w:t xml:space="preserve"> </w:t>
+      </w:r>
+      <w:r>
+        <w:t xml:space="preserve">in v0.1.0 you built your own custom skill called</w:t>
+      </w:r>
+      <w:r>
+        <w:t xml:space="preserve"> </w:t>
+      </w:r>
+      <w:r>
+        <w:t xml:space="preserve">“Vault Wiki Workflow.”</w:t>
+      </w:r>
+      <w:r>
+        <w:t xml:space="preserve"> </w:t>
+      </w:r>
+      <w:r>
+        <w:rPr>
+          <w:b/>
+          <w:bCs/>
+        </w:rPr>
+        <w:t xml:space="preserve">You don’t need to.</w:t>
+      </w:r>
+      <w:r>
+        <w:t xml:space="preserve"> </w:t>
+      </w:r>
+      <w:r>
+        <w:t xml:space="preserve">The plugin already installed</w:t>
+      </w:r>
+      <w:r>
+        <w:t xml:space="preserve"> </w:t>
+      </w:r>
+      <w:r>
+        <w:rPr>
+          <w:rStyle w:val="VerbatimChar"/>
+        </w:rPr>
+        <w:t xml:space="preserve">/second-brain</w:t>
+      </w:r>
+      <w:r>
+        <w:t xml:space="preserve"> </w:t>
+      </w:r>
+      <w:r>
+        <w:t xml:space="preserve">(the operational skill) and</w:t>
+      </w:r>
+      <w:r>
+        <w:t xml:space="preserve"> </w:t>
+      </w:r>
+      <w:r>
+        <w:rPr>
+          <w:rStyle w:val="VerbatimChar"/>
+        </w:rPr>
+        <w:t xml:space="preserve">/open-vault</w:t>
+      </w:r>
+      <w:r>
+        <w:t xml:space="preserve"> </w:t>
+      </w:r>
+      <w:r>
+        <w:t xml:space="preserve">(the daily-driver). Building another skill that does the same thing is duplicate work. v0.3.0 drops it.</w:t>
       </w:r>
     </w:p>
     <w:p>
@@ -550,7 +652,7 @@
         <w:pStyle w:val="FirstParagraph"/>
       </w:pPr>
       <w:r>
-        <w:t xml:space="preserve">Lesson 2 proved the prompts work. This lesson makes sure you’ll actually run them for the next ten years.</w:t>
+        <w:t xml:space="preserve">Lesson 2 proved the operations work. This lesson makes sure you’ll actually run them for the next ten years.</w:t>
       </w:r>
     </w:p>
     <w:p>
@@ -618,7 +720,7 @@
         <w:t xml:space="preserve"> </w:t>
       </w:r>
       <w:r>
-        <w:t xml:space="preserve">Past ten wiki pages, you can’t keep the structure in your head. A</w:t>
+        <w:t xml:space="preserve">Past five wiki pages, you can’t keep the structure in your head. A</w:t>
       </w:r>
       <w:r>
         <w:t xml:space="preserve"> </w:t>
@@ -649,21 +751,13 @@
           <w:b/>
           <w:bCs/>
         </w:rPr>
-        <w:t xml:space="preserve">A skill that runs the prompts for you.</w:t>
-      </w:r>
-      <w:r>
-        <w:t xml:space="preserve"> </w:t>
-      </w:r>
-      <w:r>
-        <w:t xml:space="preserve">Typing the canonical prompts every week is death by friction. A skill turns three prompts into three slash commands.</w:t>
-      </w:r>
-    </w:p>
-    <w:p>
-      <w:pPr>
-        <w:pStyle w:val="FirstParagraph"/>
-      </w:pPr>
-      <w:r>
-        <w:t xml:space="preserve">There’s also a fourth pattern —</w:t>
+        <w:t xml:space="preserve">A daily-startup pattern.</w:t>
+      </w:r>
+      <w:r>
+        <w:t xml:space="preserve"> </w:t>
+      </w:r>
+      <w:r>
+        <w:t xml:space="preserve">When you sit down to work on the vault, you run</w:t>
       </w:r>
       <w:r>
         <w:t xml:space="preserve"> </w:t>
@@ -673,13 +767,49 @@
           <w:b/>
           <w:bCs/>
         </w:rPr>
+        <w:t xml:space="preserve">one command</w:t>
+      </w:r>
+      <w:r>
+        <w:t xml:space="preserve"> </w:t>
+      </w:r>
+      <w:r>
+        <w:t xml:space="preserve">—</w:t>
+      </w:r>
+      <w:r>
+        <w:t xml:space="preserve"> </w:t>
+      </w:r>
+      <w:r>
+        <w:rPr>
+          <w:rStyle w:val="VerbatimChar"/>
+        </w:rPr>
+        <w:t xml:space="preserve">/open-vault</w:t>
+      </w:r>
+      <w:r>
+        <w:t xml:space="preserve">. It launches Obsidian, preps Cowork with vault context, and tells you what to do next based on activity since last session. No reaching for the right command in your head.</w:t>
+      </w:r>
+    </w:p>
+    <w:p>
+      <w:pPr>
+        <w:pStyle w:val="FirstParagraph"/>
+      </w:pPr>
+      <w:r>
+        <w:t xml:space="preserve">There’s a fourth pattern —</w:t>
+      </w:r>
+      <w:r>
+        <w:t xml:space="preserve"> </w:t>
+      </w:r>
+      <w:r>
+        <w:rPr>
+          <w:b/>
+          <w:bCs/>
+        </w:rPr>
         <w:t xml:space="preserve">folding outputs back into the wiki.</w:t>
       </w:r>
       <w:r>
         <w:t xml:space="preserve"> </w:t>
       </w:r>
       <w:r>
-        <w:t xml:space="preserve">The outputs you produce in Cowork sessions are better than wiki pages because they’re the result of you and Claude thinking together. Periodically you want those insights merged back into the wiki, so the wiki keeps getting smarter. Quarterly is enough.</w:t>
+        <w:t xml:space="preserve">Outputs you produce in Cowork sessions are better than wiki pages because they’re the result of you and Claude thinking together. Periodically you want those insights merged back into the wiki, so the wiki keeps getting smarter. Quarterly is enough.</w:t>
       </w:r>
     </w:p>
     <w:p>
@@ -716,7 +846,22 @@
         </w:numPr>
       </w:pPr>
       <w:r>
-        <w:t xml:space="preserve">Adds a home index to each life area’s wiki (or the wiki of each overlay sub-folder, or the external-mode wiki paths you’ve used).</w:t>
+        <w:t xml:space="preserve">Generates a</w:t>
+      </w:r>
+      <w:r>
+        <w:t xml:space="preserve"> </w:t>
+      </w:r>
+      <w:r>
+        <w:rPr>
+          <w:rStyle w:val="VerbatimChar"/>
+        </w:rPr>
+        <w:t xml:space="preserve">_index.md</w:t>
+      </w:r>
+      <w:r>
+        <w:t xml:space="preserve"> </w:t>
+      </w:r>
+      <w:r>
+        <w:t xml:space="preserve">for each life area’s wiki.</w:t>
       </w:r>
     </w:p>
     <w:p>
@@ -728,7 +873,7 @@
         </w:numPr>
       </w:pPr>
       <w:r>
-        <w:t xml:space="preserve">Saves one golden output from a recent Cowork conversation (or invents a useful starter if you don’t have one yet).</w:t>
+        <w:t xml:space="preserve">Saves one golden output (or invents a useful starter).</w:t>
       </w:r>
     </w:p>
     <w:p>
@@ -740,23 +885,7 @@
         </w:numPr>
       </w:pPr>
       <w:r>
-        <w:t xml:space="preserve">Builds the</w:t>
-      </w:r>
-      <w:r>
-        <w:t xml:space="preserve"> </w:t>
-      </w:r>
-      <w:r>
-        <w:rPr>
-          <w:b/>
-          <w:bCs/>
-        </w:rPr>
-        <w:t xml:space="preserve">Vault Wiki Workflow</w:t>
-      </w:r>
-      <w:r>
-        <w:t xml:space="preserve"> </w:t>
-      </w:r>
-      <w:r>
-        <w:t xml:space="preserve">skill that wraps Build / Update / Health Check / Fold Back into a slash command.</w:t>
+        <w:t xml:space="preserve">Creates three Google Calendar reminders for weekly / monthly / quarterly cadence.</w:t>
       </w:r>
     </w:p>
     <w:p>
@@ -768,18 +897,6 @@
         </w:numPr>
       </w:pPr>
       <w:r>
-        <w:t xml:space="preserve">Creates three calendar events to establish your rhythm (weekly update, monthly health check, quarterly fold-back).</w:t>
-      </w:r>
-    </w:p>
-    <w:p>
-      <w:pPr>
-        <w:pStyle w:val="Compact"/>
-        <w:numPr>
-          <w:ilvl w:val="0"/>
-          <w:numId w:val="1003"/>
-        </w:numPr>
-      </w:pPr>
-      <w:r>
         <w:t xml:space="preserve">Writes the</w:t>
       </w:r>
       <w:r>
@@ -795,61 +912,16 @@
         <w:t xml:space="preserve"> </w:t>
       </w:r>
       <w:r>
-        <w:t xml:space="preserve">file you left blank in Lesson 1 (only for</w:t>
-      </w:r>
-      <w:r>
-        <w:t xml:space="preserve"> </w:t>
-      </w:r>
-      <w:r>
-        <w:rPr>
-          <w:rStyle w:val="VerbatimChar"/>
-        </w:rPr>
-        <w:t xml:space="preserve">scaffold</w:t>
-      </w:r>
-      <w:r>
-        <w:t xml:space="preserve"> </w:t>
-      </w:r>
-      <w:r>
-        <w:t xml:space="preserve">mode —</w:t>
-      </w:r>
-      <w:r>
-        <w:t xml:space="preserve"> </w:t>
-      </w:r>
-      <w:r>
-        <w:rPr>
-          <w:rStyle w:val="VerbatimChar"/>
-        </w:rPr>
-        <w:t xml:space="preserve">external</w:t>
-      </w:r>
-      <w:r>
-        <w:t xml:space="preserve"> </w:t>
-      </w:r>
-      <w:r>
-        <w:t xml:space="preserve">mode users skip this;</w:t>
-      </w:r>
-      <w:r>
-        <w:t xml:space="preserve"> </w:t>
-      </w:r>
-      <w:r>
-        <w:rPr>
-          <w:rStyle w:val="VerbatimChar"/>
-        </w:rPr>
-        <w:t xml:space="preserve">overlay</w:t>
-      </w:r>
-      <w:r>
-        <w:t xml:space="preserve"> </w:t>
-      </w:r>
-      <w:r>
-        <w:t xml:space="preserve">mode users get a tighter version).</w:t>
-      </w:r>
-    </w:p>
-    <w:bookmarkStart w:id="13" w:name="step-1-open-cowork"/>
+        <w:t xml:space="preserve">file you skipped in Lesson 1 (scaffold/overlay mode only).</w:t>
+      </w:r>
+    </w:p>
+    <w:bookmarkStart w:id="13" w:name="Xd9f29f0c0ebde491b6c83d94671e293ef511c32"/>
     <w:p>
       <w:pPr>
         <w:pStyle w:val="Heading3"/>
       </w:pPr>
       <w:r>
-        <w:t xml:space="preserve">Step 1 — Open Cowork</w:t>
+        <w:t xml:space="preserve">Step 1 — Open Cowork at your vault root (or workspace)</w:t>
       </w:r>
     </w:p>
     <w:p>
@@ -857,22 +929,37 @@
         <w:pStyle w:val="FirstParagraph"/>
       </w:pPr>
       <w:r>
-        <w:t xml:space="preserve">Cowork should already be set up to read your vault from Lesson 1’s Phase 4 (the safe-zones carve-out). If your folder pill doesn’t read your vault, fix it: Settings → Cowork → change folder → pick your vault root (or your Cowork workspace if</w:t>
-      </w:r>
-      <w:r>
-        <w:t xml:space="preserve"> </w:t>
-      </w:r>
-      <w:r>
-        <w:rPr>
-          <w:rStyle w:val="VerbatimChar"/>
-        </w:rPr>
-        <w:t xml:space="preserve">vaults.md</w:t>
-      </w:r>
-      <w:r>
-        <w:t xml:space="preserve"> </w:t>
-      </w:r>
-      <w:r>
-        <w:t xml:space="preserve">lives there).</w:t>
+        <w:t xml:space="preserve">Or run</w:t>
+      </w:r>
+      <w:r>
+        <w:t xml:space="preserve"> </w:t>
+      </w:r>
+      <w:r>
+        <w:rPr>
+          <w:rStyle w:val="VerbatimChar"/>
+        </w:rPr>
+        <w:t xml:space="preserve">/open-vault</w:t>
+      </w:r>
+      <w:r>
+        <w:t xml:space="preserve"> </w:t>
+      </w:r>
+      <w:r>
+        <w:t xml:space="preserve">first to load vault context — that’s exactly what</w:t>
+      </w:r>
+      <w:r>
+        <w:t xml:space="preserve"> </w:t>
+      </w:r>
+      <w:r>
+        <w:rPr>
+          <w:rStyle w:val="VerbatimChar"/>
+        </w:rPr>
+        <w:t xml:space="preserve">/open-vault</w:t>
+      </w:r>
+      <w:r>
+        <w:t xml:space="preserve"> </w:t>
+      </w:r>
+      <w:r>
+        <w:t xml:space="preserve">is for.</w:t>
       </w:r>
     </w:p>
     <w:bookmarkEnd w:id="13"/>
@@ -893,184 +980,145 @@
         <w:rPr>
           <w:rStyle w:val="VerbatimChar"/>
         </w:rPr>
-        <w:t xml:space="preserve">I'm on Lesson 4 of Project 04 — Second Brain. My vault already has one or more</w:t>
-      </w:r>
-      <w:r>
-        <w:br/>
-      </w:r>
-      <w:r>
-        <w:rPr>
-          <w:rStyle w:val="VerbatimChar"/>
-        </w:rPr>
-        <w:t xml:space="preserve">life areas (or sub-folders for overlay mode, or external folders) with a functional</w:t>
-      </w:r>
-      <w:r>
-        <w:br/>
-      </w:r>
-      <w:r>
-        <w:rPr>
-          <w:rStyle w:val="VerbatimChar"/>
-        </w:rPr>
-        <w:t xml:space="preserve">wiki from Lesson 2. Now I want to set up the maintenance layer: a home index per</w:t>
-      </w:r>
-      <w:r>
-        <w:br/>
-      </w:r>
-      <w:r>
-        <w:rPr>
-          <w:rStyle w:val="VerbatimChar"/>
-        </w:rPr>
-        <w:t xml:space="preserve">wiki, a saved golden output, a custom skill that runs all the canonical prompts,</w:t>
-      </w:r>
-      <w:r>
-        <w:br/>
-      </w:r>
-      <w:r>
-        <w:rPr>
-          <w:rStyle w:val="VerbatimChar"/>
-        </w:rPr>
-        <w:t xml:space="preserve">recurring calendar reminders for the rhythm, and the My Vault System.md file at</w:t>
-      </w:r>
-      <w:r>
-        <w:br/>
-      </w:r>
-      <w:r>
-        <w:rPr>
-          <w:rStyle w:val="VerbatimChar"/>
-        </w:rPr>
-        <w:t xml:space="preserve">the vault root (scaffold mode only).</w:t>
-      </w:r>
-      <w:r>
-        <w:br/>
-      </w:r>
-      <w:r>
-        <w:br/>
-      </w:r>
-      <w:r>
-        <w:rPr>
-          <w:rStyle w:val="VerbatimChar"/>
-        </w:rPr>
-        <w:t xml:space="preserve">Read projects/second-brain/vaults.md first to know which vault and which mode I'm</w:t>
-      </w:r>
-      <w:r>
-        <w:br/>
-      </w:r>
-      <w:r>
-        <w:rPr>
-          <w:rStyle w:val="VerbatimChar"/>
-        </w:rPr>
-        <w:t xml:space="preserve">working with. Walk through each step, pausing for my confirmation.</w:t>
-      </w:r>
-      <w:r>
-        <w:br/>
-      </w:r>
-      <w:r>
-        <w:br/>
-      </w:r>
-      <w:r>
-        <w:rPr>
-          <w:rStyle w:val="VerbatimChar"/>
-        </w:rPr>
-        <w:t xml:space="preserve">Step A — Home index for every wiki.</w:t>
-      </w:r>
-      <w:r>
-        <w:br/>
-      </w:r>
-      <w:r>
-        <w:rPr>
-          <w:rStyle w:val="VerbatimChar"/>
-        </w:rPr>
-        <w:t xml:space="preserve">- For scaffold mode: list every life area whose wiki has at least 5 pages.</w:t>
-      </w:r>
-      <w:r>
-        <w:br/>
-      </w:r>
-      <w:r>
-        <w:rPr>
-          <w:rStyle w:val="VerbatimChar"/>
-        </w:rPr>
-        <w:t xml:space="preserve">- For overlay mode: target the overlay's wiki only.</w:t>
-      </w:r>
-      <w:r>
-        <w:br/>
-      </w:r>
-      <w:r>
-        <w:rPr>
-          <w:rStyle w:val="VerbatimChar"/>
-        </w:rPr>
-        <w:t xml:space="preserve">- For external mode: ask me which folder(s) hold wikis I want indexed.</w:t>
-      </w:r>
-      <w:r>
-        <w:br/>
-      </w:r>
-      <w:r>
-        <w:br/>
-      </w:r>
-      <w:r>
-        <w:rPr>
-          <w:rStyle w:val="VerbatimChar"/>
-        </w:rPr>
-        <w:t xml:space="preserve">For each one, generate a _index.md file inside the wiki folder. The index lists</w:t>
-      </w:r>
-      <w:r>
-        <w:br/>
-      </w:r>
-      <w:r>
-        <w:rPr>
-          <w:rStyle w:val="VerbatimChar"/>
-        </w:rPr>
-        <w:t xml:space="preserve">every wiki page grouped by theme, with a one-line summary of each, and cross-links</w:t>
-      </w:r>
-      <w:r>
-        <w:br/>
-      </w:r>
-      <w:r>
-        <w:rPr>
-          <w:rStyle w:val="VerbatimChar"/>
-        </w:rPr>
-        <w:t xml:space="preserve">for navigation. Do NOT modify the other wiki pages — only create or update</w:t>
-      </w:r>
-      <w:r>
-        <w:br/>
-      </w:r>
-      <w:r>
-        <w:rPr>
-          <w:rStyle w:val="VerbatimChar"/>
-        </w:rPr>
-        <w:t xml:space="preserve">_index.md. Use the underscore prefix so the file sorts to the top of the Obsidian</w:t>
-      </w:r>
-      <w:r>
-        <w:br/>
-      </w:r>
-      <w:r>
-        <w:rPr>
-          <w:rStyle w:val="VerbatimChar"/>
-        </w:rPr>
-        <w:t xml:space="preserve">file tree.</w:t>
-      </w:r>
-      <w:r>
-        <w:br/>
-      </w:r>
-      <w:r>
-        <w:br/>
-      </w:r>
-      <w:r>
-        <w:rPr>
-          <w:rStyle w:val="VerbatimChar"/>
-        </w:rPr>
-        <w:t xml:space="preserve">Show me one example index inline so I can read its format before saving the rest.</w:t>
-      </w:r>
-      <w:r>
-        <w:br/>
-      </w:r>
-      <w:r>
-        <w:br/>
-      </w:r>
-      <w:r>
-        <w:rPr>
-          <w:rStyle w:val="VerbatimChar"/>
-        </w:rPr>
-        <w:t xml:space="preserve">Step B — Save a golden output. Ask me: "What's one thing you and I have worked on</w:t>
+        <w:t xml:space="preserve">I'm on Lesson 4 of Project 04 — Second Brain. The plugin v0.3.0 is installed and</w:t>
+      </w:r>
+      <w:r>
+        <w:br/>
+      </w:r>
+      <w:r>
+        <w:rPr>
+          <w:rStyle w:val="VerbatimChar"/>
+        </w:rPr>
+        <w:t xml:space="preserve">my vault has wikis from Lesson 2. I want to set up the maintenance layer:</w:t>
+      </w:r>
+      <w:r>
+        <w:br/>
+      </w:r>
+      <w:r>
+        <w:br/>
+      </w:r>
+      <w:r>
+        <w:rPr>
+          <w:rStyle w:val="VerbatimChar"/>
+        </w:rPr>
+        <w:t xml:space="preserve">  1. Home index per wiki (_index.md, sorts to top via underscore prefix)</w:t>
+      </w:r>
+      <w:r>
+        <w:br/>
+      </w:r>
+      <w:r>
+        <w:rPr>
+          <w:rStyle w:val="VerbatimChar"/>
+        </w:rPr>
+        <w:t xml:space="preserve">  2. One golden output saved to output/ or about-me/</w:t>
+      </w:r>
+      <w:r>
+        <w:br/>
+      </w:r>
+      <w:r>
+        <w:rPr>
+          <w:rStyle w:val="VerbatimChar"/>
+        </w:rPr>
+        <w:t xml:space="preserve">  3. Three Google Calendar reminders (weekly update, monthly health-check,</w:t>
+      </w:r>
+      <w:r>
+        <w:br/>
+      </w:r>
+      <w:r>
+        <w:rPr>
+          <w:rStyle w:val="VerbatimChar"/>
+        </w:rPr>
+        <w:t xml:space="preserve">     quarterly fold-back)</w:t>
+      </w:r>
+      <w:r>
+        <w:br/>
+      </w:r>
+      <w:r>
+        <w:rPr>
+          <w:rStyle w:val="VerbatimChar"/>
+        </w:rPr>
+        <w:t xml:space="preserve">  4. The My Vault System.md file at the vault root (scaffold/overlay only)</w:t>
+      </w:r>
+      <w:r>
+        <w:br/>
+      </w:r>
+      <w:r>
+        <w:br/>
+      </w:r>
+      <w:r>
+        <w:rPr>
+          <w:rStyle w:val="VerbatimChar"/>
+        </w:rPr>
+        <w:t xml:space="preserve">Read projects/second-brain/vaults.md first to know the vault, mode, and active</w:t>
+      </w:r>
+      <w:r>
+        <w:br/>
+      </w:r>
+      <w:r>
+        <w:rPr>
+          <w:rStyle w:val="VerbatimChar"/>
+        </w:rPr>
+        <w:t xml:space="preserve">areas. Walk through each step, pausing for my confirmation.</w:t>
+      </w:r>
+      <w:r>
+        <w:br/>
+      </w:r>
+      <w:r>
+        <w:br/>
+      </w:r>
+      <w:r>
+        <w:rPr>
+          <w:rStyle w:val="VerbatimChar"/>
+        </w:rPr>
+        <w:t xml:space="preserve">Step A — Home index for every wiki. List every wiki with at least 5 pages. For</w:t>
+      </w:r>
+      <w:r>
+        <w:br/>
+      </w:r>
+      <w:r>
+        <w:rPr>
+          <w:rStyle w:val="VerbatimChar"/>
+        </w:rPr>
+        <w:t xml:space="preserve">each, generate _index.md inside the wiki folder. The index lists every wiki page</w:t>
+      </w:r>
+      <w:r>
+        <w:br/>
+      </w:r>
+      <w:r>
+        <w:rPr>
+          <w:rStyle w:val="VerbatimChar"/>
+        </w:rPr>
+        <w:t xml:space="preserve">grouped by theme, with a one-line summary and cross-links for navigation. Show me</w:t>
+      </w:r>
+      <w:r>
+        <w:br/>
+      </w:r>
+      <w:r>
+        <w:rPr>
+          <w:rStyle w:val="VerbatimChar"/>
+        </w:rPr>
+        <w:t xml:space="preserve">one example index inline before saving the rest. Do NOT modify the other wiki</w:t>
+      </w:r>
+      <w:r>
+        <w:br/>
+      </w:r>
+      <w:r>
+        <w:rPr>
+          <w:rStyle w:val="VerbatimChar"/>
+        </w:rPr>
+        <w:t xml:space="preserve">pages.</w:t>
+      </w:r>
+      <w:r>
+        <w:br/>
+      </w:r>
+      <w:r>
+        <w:br/>
+      </w:r>
+      <w:r>
+        <w:rPr>
+          <w:rStyle w:val="VerbatimChar"/>
+        </w:rPr>
+        <w:t xml:space="preserve">Step B — Save a golden output. Ask me: "What's something you and I worked on</w:t>
       </w:r>
       <w:r>
         <w:br/>
@@ -1088,7 +1136,7 @@
         <w:rPr>
           <w:rStyle w:val="VerbatimChar"/>
         </w:rPr>
-        <w:t xml:space="preserve">I'll invent a useful starter — for example, a 'Second-Brain Operating Manual'</w:t>
+        <w:t xml:space="preserve">I'll invent a useful starter — for example a 'Second-Brain Operating Manual'</w:t>
       </w:r>
       <w:r>
         <w:br/>
@@ -1118,16 +1166,16 @@
         <w:rPr>
           <w:rStyle w:val="VerbatimChar"/>
         </w:rPr>
-        <w:t xml:space="preserve">- If I name something specific: save it as &lt;LIFE-AREA-or-FOLDER&gt;/output/&lt;YYYY-MM-DD&gt;-&lt;short-title&gt;.md</w:t>
-      </w:r>
-      <w:r>
-        <w:br/>
-      </w:r>
-      <w:r>
-        <w:rPr>
-          <w:rStyle w:val="VerbatimChar"/>
-        </w:rPr>
-        <w:t xml:space="preserve">  with a one-line summary at the top and the content below. Ask which area.</w:t>
+        <w:t xml:space="preserve">- If I name something specific: save it as &lt;area&gt;/output/&lt;YYYY-MM-DD&gt;-&lt;title&gt;.md</w:t>
+      </w:r>
+      <w:r>
+        <w:br/>
+      </w:r>
+      <w:r>
+        <w:rPr>
+          <w:rStyle w:val="VerbatimChar"/>
+        </w:rPr>
+        <w:t xml:space="preserve">  with a one-line summary at the top. Ask which area first.</w:t>
       </w:r>
       <w:r>
         <w:br/>
@@ -1145,325 +1193,100 @@
         <w:rPr>
           <w:rStyle w:val="VerbatimChar"/>
         </w:rPr>
-        <w:t xml:space="preserve">  from the lessons I've completed — the raw/wiki/output model, the three canonical</w:t>
-      </w:r>
-      <w:r>
-        <w:br/>
-      </w:r>
-      <w:r>
-        <w:rPr>
-          <w:rStyle w:val="VerbatimChar"/>
-        </w:rPr>
-        <w:t xml:space="preserve">  prompts, my cadence, and my rhythm. Save it to about-me/Second-Brain Operating</w:t>
-      </w:r>
-      <w:r>
-        <w:br/>
-      </w:r>
-      <w:r>
-        <w:rPr>
-          <w:rStyle w:val="VerbatimChar"/>
-        </w:rPr>
-        <w:t xml:space="preserve">  Manual.md (scaffold/overlay) or to a path I name (external).</w:t>
-      </w:r>
-      <w:r>
-        <w:br/>
-      </w:r>
-      <w:r>
-        <w:br/>
-      </w:r>
-      <w:r>
-        <w:rPr>
-          <w:rStyle w:val="VerbatimChar"/>
-        </w:rPr>
-        <w:t xml:space="preserve">Step C — Build the Vault Wiki Workflow skill. Use the built-in Skill Creator (or</w:t>
-      </w:r>
-      <w:r>
-        <w:br/>
-      </w:r>
-      <w:r>
-        <w:rPr>
-          <w:rStyle w:val="VerbatimChar"/>
-        </w:rPr>
-        <w:t xml:space="preserve">write the skill file directly if Skill Creator is too slow). The skill should:</w:t>
-      </w:r>
-      <w:r>
-        <w:br/>
-      </w:r>
-      <w:r>
-        <w:br/>
-      </w:r>
-      <w:r>
-        <w:rPr>
-          <w:rStyle w:val="VerbatimChar"/>
-        </w:rPr>
-        <w:t xml:space="preserve">  1. Ask me which vault to work on (read vaults.md, list configured vaults, ask</w:t>
-      </w:r>
-      <w:r>
-        <w:br/>
-      </w:r>
-      <w:r>
-        <w:rPr>
-          <w:rStyle w:val="VerbatimChar"/>
-        </w:rPr>
-        <w:t xml:space="preserve">     me to pick if more than one).</w:t>
-      </w:r>
-      <w:r>
-        <w:br/>
-      </w:r>
-      <w:r>
-        <w:rPr>
-          <w:rStyle w:val="VerbatimChar"/>
-        </w:rPr>
-        <w:t xml:space="preserve">  2. Ask me which life area / overlay sub-folder / external folder to target.</w:t>
-      </w:r>
-      <w:r>
-        <w:br/>
-      </w:r>
-      <w:r>
-        <w:rPr>
-          <w:rStyle w:val="VerbatimChar"/>
-        </w:rPr>
-        <w:t xml:space="preserve">     Dynamically derive this from the vault's configuration — do NOT hardcode.</w:t>
-      </w:r>
-      <w:r>
-        <w:br/>
-      </w:r>
-      <w:r>
-        <w:rPr>
-          <w:rStyle w:val="VerbatimChar"/>
-        </w:rPr>
-        <w:t xml:space="preserve">  3. Ask me which operation: BUILD, UPDATE, HEALTH-CHECK, or FOLD-BACK.</w:t>
-      </w:r>
-      <w:r>
-        <w:br/>
-      </w:r>
-      <w:r>
-        <w:rPr>
-          <w:rStyle w:val="VerbatimChar"/>
-        </w:rPr>
-        <w:t xml:space="preserve">  4. Based on my answers, run the exact canonical prompts from _wiki-prompts.md</w:t>
-      </w:r>
-      <w:r>
-        <w:br/>
-      </w:r>
-      <w:r>
-        <w:rPr>
-          <w:rStyle w:val="VerbatimChar"/>
-        </w:rPr>
-        <w:t xml:space="preserve">     at the vault root (or wherever I saved them in Lesson 2). Apply mode-aware</w:t>
-      </w:r>
-      <w:r>
-        <w:br/>
-      </w:r>
-      <w:r>
-        <w:rPr>
-          <w:rStyle w:val="VerbatimChar"/>
-        </w:rPr>
-        <w:t xml:space="preserve">     scoping: scaffold = standard, overlay = overlay-root scoped, external = ask</w:t>
-      </w:r>
-      <w:r>
-        <w:br/>
-      </w:r>
-      <w:r>
-        <w:rPr>
-          <w:rStyle w:val="VerbatimChar"/>
-        </w:rPr>
-        <w:t xml:space="preserve">     per-write.</w:t>
-      </w:r>
-      <w:r>
-        <w:br/>
-      </w:r>
-      <w:r>
-        <w:rPr>
-          <w:rStyle w:val="VerbatimChar"/>
-        </w:rPr>
-        <w:t xml:space="preserve">  5. Also include a FOLD-BACK prompt with this template:</w:t>
-      </w:r>
-      <w:r>
-        <w:br/>
-      </w:r>
-      <w:r>
-        <w:br/>
-      </w:r>
-      <w:r>
-        <w:rPr>
-          <w:rStyle w:val="VerbatimChar"/>
-        </w:rPr>
-        <w:t xml:space="preserve">     "Read the files in &lt;LIFE-AREA-or-FOLDER&gt;/output/. For each output, identify</w:t>
-      </w:r>
-      <w:r>
-        <w:br/>
-      </w:r>
-      <w:r>
-        <w:rPr>
-          <w:rStyle w:val="VerbatimChar"/>
-        </w:rPr>
-        <w:t xml:space="preserve">      which wiki pages in &lt;WIKI-FOLDER&gt; relate to it. Update those wiki pages with</w:t>
-      </w:r>
-      <w:r>
-        <w:br/>
-      </w:r>
-      <w:r>
-        <w:rPr>
-          <w:rStyle w:val="VerbatimChar"/>
-        </w:rPr>
-        <w:t xml:space="preserve">      the distilled insights from the outputs — do not copy-paste, rewrite in the</w:t>
-      </w:r>
-      <w:r>
-        <w:br/>
-      </w:r>
-      <w:r>
-        <w:rPr>
-          <w:rStyle w:val="VerbatimChar"/>
-        </w:rPr>
-        <w:t xml:space="preserve">      wiki's style. Do not delete anything from the wiki."</w:t>
-      </w:r>
-      <w:r>
-        <w:br/>
-      </w:r>
-      <w:r>
-        <w:br/>
-      </w:r>
-      <w:r>
-        <w:rPr>
-          <w:rStyle w:val="VerbatimChar"/>
-        </w:rPr>
-        <w:t xml:space="preserve">     Save FOLD-BACK as a fourth section inside _wiki-prompts.md.</w:t>
-      </w:r>
-      <w:r>
-        <w:br/>
-      </w:r>
-      <w:r>
-        <w:br/>
-      </w:r>
-      <w:r>
-        <w:rPr>
-          <w:rStyle w:val="VerbatimChar"/>
-        </w:rPr>
-        <w:t xml:space="preserve">  6. Before running any operation, always load context from about-me/ (vault's or</w:t>
-      </w:r>
-      <w:r>
-        <w:br/>
-      </w:r>
-      <w:r>
-        <w:rPr>
-          <w:rStyle w:val="VerbatimChar"/>
-        </w:rPr>
-        <w:t xml:space="preserve">     workspace's) so the output matches my voice and working style.</w:t>
-      </w:r>
-      <w:r>
-        <w:br/>
-      </w:r>
-      <w:r>
-        <w:rPr>
-          <w:rStyle w:val="VerbatimChar"/>
-        </w:rPr>
-        <w:t xml:space="preserve">  7. After running, append a one-line entry to memory.md (in the vault's</w:t>
-      </w:r>
-      <w:r>
-        <w:br/>
-      </w:r>
-      <w:r>
-        <w:rPr>
-          <w:rStyle w:val="VerbatimChar"/>
-        </w:rPr>
-        <w:t xml:space="preserve">     about-me/ for scaffold/overlay, or projects/second-brain/memory.md for</w:t>
-      </w:r>
-      <w:r>
-        <w:br/>
-      </w:r>
-      <w:r>
-        <w:rPr>
-          <w:rStyle w:val="VerbatimChar"/>
-        </w:rPr>
-        <w:t xml:space="preserve">     external) with date, vault, mode, target, operation performed.</w:t>
-      </w:r>
-      <w:r>
-        <w:br/>
-      </w:r>
-      <w:r>
-        <w:br/>
-      </w:r>
-      <w:r>
-        <w:rPr>
-          <w:rStyle w:val="VerbatimChar"/>
-        </w:rPr>
-        <w:t xml:space="preserve">Save the skill and tell me how to invoke it (slash command if available, otherwise</w:t>
-      </w:r>
-      <w:r>
-        <w:br/>
-      </w:r>
-      <w:r>
-        <w:rPr>
-          <w:rStyle w:val="VerbatimChar"/>
-        </w:rPr>
-        <w:t xml:space="preserve">by natural-language name). Show me the skill file path.</w:t>
-      </w:r>
-      <w:r>
-        <w:br/>
-      </w:r>
-      <w:r>
-        <w:br/>
-      </w:r>
-      <w:r>
-        <w:rPr>
-          <w:rStyle w:val="VerbatimChar"/>
-        </w:rPr>
-        <w:t xml:space="preserve">Step D — Create rhythm reminders on Google Calendar. Create three recurring events:</w:t>
-      </w:r>
-      <w:r>
-        <w:br/>
-      </w:r>
-      <w:r>
-        <w:rPr>
-          <w:rStyle w:val="VerbatimChar"/>
-        </w:rPr>
-        <w:t xml:space="preserve">  - "Second Brain — weekly update" every Sunday 5 p.m., 15 minutes,</w:t>
-      </w:r>
-      <w:r>
-        <w:br/>
-      </w:r>
-      <w:r>
-        <w:rPr>
-          <w:rStyle w:val="VerbatimChar"/>
-        </w:rPr>
-        <w:t xml:space="preserve">    notes: "Run the Vault Wiki Workflow skill → UPDATE on any area with 5+ new raw</w:t>
-      </w:r>
-      <w:r>
-        <w:br/>
-      </w:r>
-      <w:r>
-        <w:rPr>
-          <w:rStyle w:val="VerbatimChar"/>
-        </w:rPr>
-        <w:t xml:space="preserve">    notes this week."</w:t>
-      </w:r>
-      <w:r>
-        <w:br/>
-      </w:r>
-      <w:r>
-        <w:rPr>
-          <w:rStyle w:val="VerbatimChar"/>
-        </w:rPr>
-        <w:t xml:space="preserve">  - "Second Brain — monthly health check" first Saturday of each month, 20</w:t>
-      </w:r>
-      <w:r>
-        <w:br/>
-      </w:r>
-      <w:r>
-        <w:rPr>
-          <w:rStyle w:val="VerbatimChar"/>
-        </w:rPr>
-        <w:t xml:space="preserve">    minutes, notes: "Run HEALTH-CHECK on every area. Read each report. Drop any</w:t>
-      </w:r>
-      <w:r>
-        <w:br/>
-      </w:r>
-      <w:r>
-        <w:rPr>
-          <w:rStyle w:val="VerbatimChar"/>
-        </w:rPr>
-        <w:t xml:space="preserve">    clarifying notes into raw/ so UPDATE will fix issues automatically."</w:t>
+        <w:t xml:space="preserve">  from the lessons I've completed (raw/wiki/output model, the three operations,</w:t>
+      </w:r>
+      <w:r>
+        <w:br/>
+      </w:r>
+      <w:r>
+        <w:rPr>
+          <w:rStyle w:val="VerbatimChar"/>
+        </w:rPr>
+        <w:t xml:space="preserve">  my cadence). Save to about-me/Second-Brain Operating Manual.md.</w:t>
+      </w:r>
+      <w:r>
+        <w:br/>
+      </w:r>
+      <w:r>
+        <w:br/>
+      </w:r>
+      <w:r>
+        <w:rPr>
+          <w:rStyle w:val="VerbatimChar"/>
+        </w:rPr>
+        <w:t xml:space="preserve">Step C — Create three Google Calendar events:</w:t>
+      </w:r>
+      <w:r>
+        <w:br/>
+      </w:r>
+      <w:r>
+        <w:br/>
+      </w:r>
+      <w:r>
+        <w:rPr>
+          <w:rStyle w:val="VerbatimChar"/>
+        </w:rPr>
+        <w:t xml:space="preserve">  - "Second Brain — weekly update" every Sunday 5pm, 15 min,</w:t>
+      </w:r>
+      <w:r>
+        <w:br/>
+      </w:r>
+      <w:r>
+        <w:rPr>
+          <w:rStyle w:val="VerbatimChar"/>
+        </w:rPr>
+        <w:t xml:space="preserve">    notes: "Run /second-brain update [area] on any area with 5+ new raw notes</w:t>
+      </w:r>
+      <w:r>
+        <w:br/>
+      </w:r>
+      <w:r>
+        <w:rPr>
+          <w:rStyle w:val="VerbatimChar"/>
+        </w:rPr>
+        <w:t xml:space="preserve">    this week."</w:t>
+      </w:r>
+      <w:r>
+        <w:br/>
+      </w:r>
+      <w:r>
+        <w:br/>
+      </w:r>
+      <w:r>
+        <w:rPr>
+          <w:rStyle w:val="VerbatimChar"/>
+        </w:rPr>
+        <w:t xml:space="preserve">  - "Second Brain — monthly health check" first Saturday of each month, 20 min,</w:t>
+      </w:r>
+      <w:r>
+        <w:br/>
+      </w:r>
+      <w:r>
+        <w:rPr>
+          <w:rStyle w:val="VerbatimChar"/>
+        </w:rPr>
+        <w:t xml:space="preserve">    notes: "Run /second-brain health-check [area] on every active area. Read</w:t>
+      </w:r>
+      <w:r>
+        <w:br/>
+      </w:r>
+      <w:r>
+        <w:rPr>
+          <w:rStyle w:val="VerbatimChar"/>
+        </w:rPr>
+        <w:t xml:space="preserve">    each report. Drop clarifying notes into raw/ so the next /update fixes</w:t>
+      </w:r>
+      <w:r>
+        <w:br/>
+      </w:r>
+      <w:r>
+        <w:rPr>
+          <w:rStyle w:val="VerbatimChar"/>
+        </w:rPr>
+        <w:t xml:space="preserve">    issues automatically."</w:t>
+      </w:r>
+      <w:r>
+        <w:br/>
       </w:r>
       <w:r>
         <w:br/>
@@ -1481,166 +1304,175 @@
         <w:rPr>
           <w:rStyle w:val="VerbatimChar"/>
         </w:rPr>
-        <w:t xml:space="preserve">    October, 30 minutes, notes: "Run FOLD-BACK on every area that has outputs</w:t>
-      </w:r>
-      <w:r>
-        <w:br/>
-      </w:r>
-      <w:r>
-        <w:rPr>
-          <w:rStyle w:val="VerbatimChar"/>
-        </w:rPr>
-        <w:t xml:space="preserve">    accumulated. Refresh every _index.md. Review stale pages."</w:t>
-      </w:r>
-      <w:r>
-        <w:br/>
-      </w:r>
-      <w:r>
-        <w:br/>
-      </w:r>
-      <w:r>
-        <w:rPr>
-          <w:rStyle w:val="VerbatimChar"/>
-        </w:rPr>
-        <w:t xml:space="preserve">Show me each event before creating and ask permission.</w:t>
-      </w:r>
-      <w:r>
-        <w:br/>
-      </w:r>
-      <w:r>
-        <w:br/>
-      </w:r>
-      <w:r>
-        <w:rPr>
-          <w:rStyle w:val="VerbatimChar"/>
-        </w:rPr>
-        <w:t xml:space="preserve">Step E — Write the My Vault System.md file (scaffold/overlay only — skip for</w:t>
-      </w:r>
-      <w:r>
-        <w:br/>
-      </w:r>
-      <w:r>
-        <w:rPr>
-          <w:rStyle w:val="VerbatimChar"/>
-        </w:rPr>
-        <w:t xml:space="preserve">external).</w:t>
-      </w:r>
-      <w:r>
-        <w:br/>
-      </w:r>
-      <w:r>
-        <w:br/>
-      </w:r>
-      <w:r>
-        <w:rPr>
-          <w:rStyle w:val="VerbatimChar"/>
-        </w:rPr>
-        <w:t xml:space="preserve">This was intentionally skipped in Lesson 1. Now that I've used the vault, write it.</w:t>
-      </w:r>
-      <w:r>
-        <w:br/>
-      </w:r>
-      <w:r>
-        <w:rPr>
-          <w:rStyle w:val="VerbatimChar"/>
-        </w:rPr>
-        <w:t xml:space="preserve">Interview me briefly (2–3 questions max): what life areas have I set up, which</w:t>
-      </w:r>
-      <w:r>
-        <w:br/>
-      </w:r>
-      <w:r>
-        <w:rPr>
-          <w:rStyle w:val="VerbatimChar"/>
-        </w:rPr>
-        <w:t xml:space="preserve">ones are most active, and anything specific about how I want you to navigate my</w:t>
-      </w:r>
-      <w:r>
-        <w:br/>
-      </w:r>
-      <w:r>
-        <w:rPr>
-          <w:rStyle w:val="VerbatimChar"/>
-        </w:rPr>
-        <w:t xml:space="preserve">vault. Draft the file in 15–25 lines — references the raw/wiki/output model, lists</w:t>
-      </w:r>
-      <w:r>
-        <w:br/>
-      </w:r>
-      <w:r>
-        <w:rPr>
-          <w:rStyle w:val="VerbatimChar"/>
-        </w:rPr>
-        <w:t xml:space="preserve">my life areas (or overlay sub-folder), names the three canonical prompts, and says</w:t>
-      </w:r>
-      <w:r>
-        <w:br/>
-      </w:r>
-      <w:r>
-        <w:rPr>
-          <w:rStyle w:val="VerbatimChar"/>
-        </w:rPr>
-        <w:t xml:space="preserve">"always load about-me/ first." Save it at about-me/My Vault System.md inside the</w:t>
-      </w:r>
-      <w:r>
-        <w:br/>
-      </w:r>
-      <w:r>
-        <w:rPr>
-          <w:rStyle w:val="VerbatimChar"/>
-        </w:rPr>
-        <w:t xml:space="preserve">vault.</w:t>
-      </w:r>
-      <w:r>
-        <w:br/>
-      </w:r>
-      <w:r>
-        <w:br/>
-      </w:r>
-      <w:r>
-        <w:rPr>
-          <w:rStyle w:val="VerbatimChar"/>
-        </w:rPr>
-        <w:t xml:space="preserve">For external mode: instead of writing My Vault System.md, append a 5-line "How to</w:t>
-      </w:r>
-      <w:r>
-        <w:br/>
-      </w:r>
-      <w:r>
-        <w:rPr>
-          <w:rStyle w:val="VerbatimChar"/>
-        </w:rPr>
-        <w:t xml:space="preserve">work in this vault" section to projects/second-brain/memory.md so the operational</w:t>
-      </w:r>
-      <w:r>
-        <w:br/>
-      </w:r>
-      <w:r>
-        <w:rPr>
-          <w:rStyle w:val="VerbatimChar"/>
-        </w:rPr>
-        <w:t xml:space="preserve">context is preserved without writing into the user's existing vault structure.</w:t>
-      </w:r>
-      <w:r>
-        <w:br/>
-      </w:r>
-      <w:r>
-        <w:br/>
-      </w:r>
-      <w:r>
-        <w:rPr>
-          <w:rStyle w:val="VerbatimChar"/>
-        </w:rPr>
-        <w:t xml:space="preserve">Pause between each step. Ask permission before file writes. Skip Step B path 1 if</w:t>
-      </w:r>
-      <w:r>
-        <w:br/>
-      </w:r>
-      <w:r>
-        <w:rPr>
-          <w:rStyle w:val="VerbatimChar"/>
-        </w:rPr>
-        <w:t xml:space="preserve">I can't think of a specific output — just do Step B path 2.</w:t>
+        <w:t xml:space="preserve">    October, 30 min,</w:t>
+      </w:r>
+      <w:r>
+        <w:br/>
+      </w:r>
+      <w:r>
+        <w:rPr>
+          <w:rStyle w:val="VerbatimChar"/>
+        </w:rPr>
+        <w:t xml:space="preserve">    notes: "Run /second-brain fold-back [area] on every area that has outputs</w:t>
+      </w:r>
+      <w:r>
+        <w:br/>
+      </w:r>
+      <w:r>
+        <w:rPr>
+          <w:rStyle w:val="VerbatimChar"/>
+        </w:rPr>
+        <w:t xml:space="preserve">    accumulated. Refresh _index.md. Review stale pages flagged by the last</w:t>
+      </w:r>
+      <w:r>
+        <w:br/>
+      </w:r>
+      <w:r>
+        <w:rPr>
+          <w:rStyle w:val="VerbatimChar"/>
+        </w:rPr>
+        <w:t xml:space="preserve">    health-check."</w:t>
+      </w:r>
+      <w:r>
+        <w:br/>
+      </w:r>
+      <w:r>
+        <w:br/>
+      </w:r>
+      <w:r>
+        <w:rPr>
+          <w:rStyle w:val="VerbatimChar"/>
+        </w:rPr>
+        <w:t xml:space="preserve">  Show me each event before creating and ask permission.</w:t>
+      </w:r>
+      <w:r>
+        <w:br/>
+      </w:r>
+      <w:r>
+        <w:br/>
+      </w:r>
+      <w:r>
+        <w:rPr>
+          <w:rStyle w:val="VerbatimChar"/>
+        </w:rPr>
+        <w:t xml:space="preserve">Step D — Write My Vault System.md (scaffold and overlay mode only — skip for</w:t>
+      </w:r>
+      <w:r>
+        <w:br/>
+      </w:r>
+      <w:r>
+        <w:rPr>
+          <w:rStyle w:val="VerbatimChar"/>
+        </w:rPr>
+        <w:t xml:space="preserve">external mode).</w:t>
+      </w:r>
+      <w:r>
+        <w:br/>
+      </w:r>
+      <w:r>
+        <w:br/>
+      </w:r>
+      <w:r>
+        <w:rPr>
+          <w:rStyle w:val="VerbatimChar"/>
+        </w:rPr>
+        <w:t xml:space="preserve">Interview me briefly (2–3 questions max): which life areas / sub-folders do I</w:t>
+      </w:r>
+      <w:r>
+        <w:br/>
+      </w:r>
+      <w:r>
+        <w:rPr>
+          <w:rStyle w:val="VerbatimChar"/>
+        </w:rPr>
+        <w:t xml:space="preserve">have, which are most active, and anything specific about how I want Cowork to</w:t>
+      </w:r>
+      <w:r>
+        <w:br/>
+      </w:r>
+      <w:r>
+        <w:rPr>
+          <w:rStyle w:val="VerbatimChar"/>
+        </w:rPr>
+        <w:t xml:space="preserve">navigate this vault. Draft 15–25 lines max — references the raw/wiki/output</w:t>
+      </w:r>
+      <w:r>
+        <w:br/>
+      </w:r>
+      <w:r>
+        <w:rPr>
+          <w:rStyle w:val="VerbatimChar"/>
+        </w:rPr>
+        <w:t xml:space="preserve">model, lists the active areas, names the three operations + /open-vault, and</w:t>
+      </w:r>
+      <w:r>
+        <w:br/>
+      </w:r>
+      <w:r>
+        <w:rPr>
+          <w:rStyle w:val="VerbatimChar"/>
+        </w:rPr>
+        <w:t xml:space="preserve">says "always load about-me/ first." Save at &lt;vault&gt;/about-me/My Vault System.md.</w:t>
+      </w:r>
+      <w:r>
+        <w:br/>
+      </w:r>
+      <w:r>
+        <w:br/>
+      </w:r>
+      <w:r>
+        <w:rPr>
+          <w:rStyle w:val="VerbatimChar"/>
+        </w:rPr>
+        <w:t xml:space="preserve">For external mode: instead of writing My Vault System.md (we don't write into</w:t>
+      </w:r>
+      <w:r>
+        <w:br/>
+      </w:r>
+      <w:r>
+        <w:rPr>
+          <w:rStyle w:val="VerbatimChar"/>
+        </w:rPr>
+        <w:t xml:space="preserve">the user's existing vault structure), append a 5-line "How to work in this</w:t>
+      </w:r>
+      <w:r>
+        <w:br/>
+      </w:r>
+      <w:r>
+        <w:rPr>
+          <w:rStyle w:val="VerbatimChar"/>
+        </w:rPr>
+        <w:t xml:space="preserve">vault" section to projects/second-brain/memory.md so the operational context is</w:t>
+      </w:r>
+      <w:r>
+        <w:br/>
+      </w:r>
+      <w:r>
+        <w:rPr>
+          <w:rStyle w:val="VerbatimChar"/>
+        </w:rPr>
+        <w:t xml:space="preserve">preserved without modifying their vault.</w:t>
+      </w:r>
+      <w:r>
+        <w:br/>
+      </w:r>
+      <w:r>
+        <w:br/>
+      </w:r>
+      <w:r>
+        <w:rPr>
+          <w:rStyle w:val="VerbatimChar"/>
+        </w:rPr>
+        <w:t xml:space="preserve">Pause between each step. Ask permission before file writes. Skip Step B path 1</w:t>
+      </w:r>
+      <w:r>
+        <w:br/>
+      </w:r>
+      <w:r>
+        <w:rPr>
+          <w:rStyle w:val="VerbatimChar"/>
+        </w:rPr>
+        <w:t xml:space="preserve">if I can't think of a specific output — just do path 2.</w:t>
       </w:r>
     </w:p>
     <w:bookmarkEnd w:id="14"/>
@@ -1658,7 +1490,7 @@
         <w:pStyle w:val="FirstParagraph"/>
       </w:pPr>
       <w:r>
-        <w:t xml:space="preserve">You’ll get eight to ten Allow prompts. The skill build is the biggest — it involves multiple file writes and maybe a back-and-forth with Skill Creator. Don’t skip steps.</w:t>
+        <w:t xml:space="preserve">Six to ten Allow prompts. The Google Calendar event creation is the longest part.</w:t>
       </w:r>
     </w:p>
     <w:p>
@@ -1710,7 +1542,7 @@
         <w:pStyle w:val="FirstParagraph"/>
       </w:pPr>
       <w:r>
-        <w:t xml:space="preserve">Open Obsidian. Click into each life area’s wiki folder (or your overlay’s wiki folder, or the external wiki paths). At the top of the file list you should see</w:t>
+        <w:t xml:space="preserve">Open Obsidian. Click into each life area’s wiki folder (or your overlay’s wiki, or external wiki paths). At the top of the file list you should see</w:t>
       </w:r>
       <w:r>
         <w:t xml:space="preserve"> </w:t>
@@ -1740,7 +1572,7 @@
         <w:pStyle w:val="FirstParagraph"/>
       </w:pPr>
       <w:r>
-        <w:t xml:space="preserve">Navigate into one of your area’s</w:t>
+        <w:t xml:space="preserve">Navigate to one of your area’s</w:t>
       </w:r>
       <w:r>
         <w:t xml:space="preserve"> </w:t>
@@ -1755,7 +1587,7 @@
         <w:t xml:space="preserve"> </w:t>
       </w:r>
       <w:r>
-        <w:t xml:space="preserve">folders — or into</w:t>
+        <w:t xml:space="preserve">folders — or to</w:t>
       </w:r>
       <w:r>
         <w:t xml:space="preserve"> </w:t>
@@ -1770,7 +1602,7 @@
         <w:t xml:space="preserve"> </w:t>
       </w:r>
       <w:r>
-        <w:t xml:space="preserve">if Cowork created the Second-Brain Operating Manual there. You should see at least one</w:t>
+        <w:t xml:space="preserve">if Cowork created the Second-Brain Operating Manual there. Should be at least one</w:t>
       </w:r>
       <w:r>
         <w:t xml:space="preserve"> </w:t>
@@ -1789,13 +1621,28 @@
       </w:r>
     </w:p>
     <w:bookmarkEnd w:id="18"/>
-    <w:bookmarkStart w:id="19" w:name="X9c3968c4ba8bc45b785be8b4232daef89a5233f"/>
+    <w:bookmarkStart w:id="19" w:name="check-3-open-vault-reports-the-rhythm"/>
     <w:p>
       <w:pPr>
         <w:pStyle w:val="Heading3"/>
       </w:pPr>
       <w:r>
-        <w:t xml:space="preserve">Check 3 — The Vault Wiki Workflow skill runs end-to-end</w:t>
+        <w:t xml:space="preserve">Check 3 —</w:t>
+      </w:r>
+      <w:r>
+        <w:t xml:space="preserve"> </w:t>
+      </w:r>
+      <w:r>
+        <w:rPr>
+          <w:rStyle w:val="VerbatimChar"/>
+        </w:rPr>
+        <w:t xml:space="preserve">/open-vault</w:t>
+      </w:r>
+      <w:r>
+        <w:t xml:space="preserve"> </w:t>
+      </w:r>
+      <w:r>
+        <w:t xml:space="preserve">reports the rhythm</w:t>
       </w:r>
     </w:p>
     <w:p>
@@ -1803,47 +1650,18 @@
         <w:pStyle w:val="FirstParagraph"/>
       </w:pPr>
       <w:r>
-        <w:t xml:space="preserve">Start a new task. Type</w:t>
-      </w:r>
-      <w:r>
-        <w:t xml:space="preserve"> </w:t>
-      </w:r>
-      <w:r>
-        <w:rPr>
-          <w:rStyle w:val="VerbatimChar"/>
-        </w:rPr>
-        <w:t xml:space="preserve">/</w:t>
-      </w:r>
-      <w:r>
-        <w:t xml:space="preserve"> </w:t>
-      </w:r>
-      <w:r>
-        <w:t xml:space="preserve">and look for</w:t>
-      </w:r>
-      <w:r>
-        <w:t xml:space="preserve"> </w:t>
-      </w:r>
-      <w:r>
-        <w:rPr>
-          <w:b/>
-          <w:bCs/>
-        </w:rPr>
-        <w:t xml:space="preserve">Vault Wiki Workflow</w:t>
-      </w:r>
-      <w:r>
-        <w:t xml:space="preserve">, or just ask in natural language:</w:t>
-      </w:r>
-    </w:p>
-    <w:p>
-      <w:pPr>
-        <w:pStyle w:val="BlockText"/>
-      </w:pPr>
-      <w:r>
-        <w:rPr>
-          <w:i/>
-          <w:iCs/>
-        </w:rPr>
-        <w:t xml:space="preserve">“Use the Vault Wiki Workflow skill — run an UPDATE on [your most-active life area].”</w:t>
+        <w:t xml:space="preserve">Run:</w:t>
+      </w:r>
+    </w:p>
+    <w:p>
+      <w:pPr>
+        <w:pStyle w:val="SourceCode"/>
+      </w:pPr>
+      <w:r>
+        <w:rPr>
+          <w:rStyle w:val="VerbatimChar"/>
+        </w:rPr>
+        <w:t xml:space="preserve">/open-vault</w:t>
       </w:r>
     </w:p>
     <w:p>
@@ -1851,7 +1669,33 @@
         <w:pStyle w:val="FirstParagraph"/>
       </w:pPr>
       <w:r>
-        <w:t xml:space="preserve">Cowork should:</w:t>
+        <w:t xml:space="preserve">The skill should report your vault status, including new raw notes since last update. Confirm it shows the indexes you just created and the golden output you just saved.</w:t>
+      </w:r>
+    </w:p>
+    <w:p>
+      <w:pPr>
+        <w:pStyle w:val="BodyText"/>
+      </w:pPr>
+      <w:r>
+        <w:t xml:space="preserve">This is also your daily-startup test — every morning you’ll run this command first.</w:t>
+      </w:r>
+    </w:p>
+    <w:bookmarkEnd w:id="19"/>
+    <w:bookmarkStart w:id="20" w:name="X0efa670bd0dbd78d388685a6fd29b7d58258088"/>
+    <w:p>
+      <w:pPr>
+        <w:pStyle w:val="Heading3"/>
+      </w:pPr>
+      <w:r>
+        <w:t xml:space="preserve">Check 4 — Three calendar events on Google Calendar</w:t>
+      </w:r>
+    </w:p>
+    <w:p>
+      <w:pPr>
+        <w:pStyle w:val="FirstParagraph"/>
+      </w:pPr>
+      <w:r>
+        <w:t xml:space="preserve">Open Google Calendar. Verify:</w:t>
       </w:r>
     </w:p>
     <w:p>
@@ -1863,22 +1707,7 @@
         </w:numPr>
       </w:pPr>
       <w:r>
-        <w:t xml:space="preserve">Load your</w:t>
-      </w:r>
-      <w:r>
-        <w:t xml:space="preserve"> </w:t>
-      </w:r>
-      <w:r>
-        <w:rPr>
-          <w:rStyle w:val="VerbatimChar"/>
-        </w:rPr>
-        <w:t xml:space="preserve">about-me/</w:t>
-      </w:r>
-      <w:r>
-        <w:t xml:space="preserve"> </w:t>
-      </w:r>
-      <w:r>
-        <w:t xml:space="preserve">files first (you’ll see file-read tool calls).</w:t>
+        <w:t xml:space="preserve">Sunday 5pm weekly — Second Brain weekly update.</w:t>
       </w:r>
     </w:p>
     <w:p>
@@ -1890,7 +1719,7 @@
         </w:numPr>
       </w:pPr>
       <w:r>
-        <w:t xml:space="preserve">Ask which vault and which area/operation if you didn’t specify.</w:t>
+        <w:t xml:space="preserve">First Saturday of next month — Second Brain monthly health check.</w:t>
       </w:r>
     </w:p>
     <w:p>
@@ -1902,34 +1731,25 @@
         </w:numPr>
       </w:pPr>
       <w:r>
-        <w:t xml:space="preserve">Run the correct canonical prompt with mode-aware scoping.</w:t>
-      </w:r>
-    </w:p>
-    <w:p>
-      <w:pPr>
-        <w:pStyle w:val="Compact"/>
-        <w:numPr>
-          <w:ilvl w:val="0"/>
-          <w:numId w:val="1004"/>
-        </w:numPr>
-      </w:pPr>
-      <w:r>
-        <w:t xml:space="preserve">Append a log entry to</w:t>
-      </w:r>
-      <w:r>
-        <w:t xml:space="preserve"> </w:t>
-      </w:r>
-      <w:r>
-        <w:rPr>
-          <w:rStyle w:val="VerbatimChar"/>
-        </w:rPr>
-        <w:t xml:space="preserve">memory.md</w:t>
-      </w:r>
-      <w:r>
-        <w:t xml:space="preserve"> </w:t>
-      </w:r>
-      <w:r>
-        <w:t xml:space="preserve">after the run.</w:t>
+        <w:t xml:space="preserve">First Sunday of January/April/July/October — Second Brain quarterly fold-back.</w:t>
+      </w:r>
+    </w:p>
+    <w:p>
+      <w:r>
+        <w:pict>
+          <v:rect style="width:0;height:1.5pt" o:hralign="center" o:hrstd="t" o:hr="t"/>
+        </w:pict>
+      </w:r>
+    </w:p>
+    <w:bookmarkEnd w:id="20"/>
+    <w:bookmarkEnd w:id="21"/>
+    <w:bookmarkStart w:id="22" w:name="the-daily-startup-pattern-new-in-v0.3.0"/>
+    <w:p>
+      <w:pPr>
+        <w:pStyle w:val="Heading2"/>
+      </w:pPr>
+      <w:r>
+        <w:t xml:space="preserve">5 🔁 THE DAILY-STARTUP PATTERN (NEW IN v0.3.0)</w:t>
       </w:r>
     </w:p>
     <w:p>
@@ -1937,37 +1757,70 @@
         <w:pStyle w:val="FirstParagraph"/>
       </w:pPr>
       <w:r>
-        <w:t xml:space="preserve">If the skill doesn’t show up → tell Cowork:</w:t>
-      </w:r>
-    </w:p>
-    <w:p>
-      <w:pPr>
-        <w:pStyle w:val="BlockText"/>
-      </w:pPr>
+        <w:t xml:space="preserve">This is the core insight from Lesson 4:</w:t>
+      </w:r>
+      <w:r>
+        <w:t xml:space="preserve"> </w:t>
+      </w:r>
+      <w:r>
+        <w:rPr>
+          <w:b/>
+          <w:bCs/>
+        </w:rPr>
+        <w:t xml:space="preserve">you don’t need to remember the right command for what you want to do.</w:t>
+      </w:r>
+      <w:r>
+        <w:t xml:space="preserve"> </w:t>
+      </w:r>
+      <w:r>
+        <w:t xml:space="preserve">Your single daily-startup command is:</w:t>
+      </w:r>
+    </w:p>
+    <w:p>
+      <w:pPr>
+        <w:pStyle w:val="SourceCode"/>
+      </w:pPr>
+      <w:r>
+        <w:rPr>
+          <w:rStyle w:val="VerbatimChar"/>
+        </w:rPr>
+        <w:t xml:space="preserve">/open-vault</w:t>
+      </w:r>
+    </w:p>
+    <w:p>
+      <w:pPr>
+        <w:pStyle w:val="FirstParagraph"/>
+      </w:pPr>
+      <w:r>
+        <w:t xml:space="preserve">Or just type</w:t>
+      </w:r>
+      <w:r>
+        <w:t xml:space="preserve"> </w:t>
+      </w:r>
       <w:r>
         <w:rPr>
           <w:i/>
           <w:iCs/>
         </w:rPr>
-        <w:t xml:space="preserve">“I can’t find the Vault Wiki Workflow skill. Tell me the skill file’s absolute path and confirm it’s in the right location for Cowork to see it. If it’s in the wrong place, move it.”</w:t>
-      </w:r>
-    </w:p>
-    <w:bookmarkEnd w:id="19"/>
-    <w:bookmarkStart w:id="20" w:name="Xc0f2a025afd2b3704eaed76bb7b93734b312987"/>
-    <w:p>
-      <w:pPr>
-        <w:pStyle w:val="Heading3"/>
-      </w:pPr>
-      <w:r>
-        <w:t xml:space="preserve">Check 4 — The three calendar events are on Google Calendar</w:t>
-      </w:r>
-    </w:p>
-    <w:p>
-      <w:pPr>
-        <w:pStyle w:val="FirstParagraph"/>
-      </w:pPr>
-      <w:r>
-        <w:t xml:space="preserve">Open Google Calendar. Check:</w:t>
+        <w:t xml:space="preserve">“open my vault”</w:t>
+      </w:r>
+      <w:r>
+        <w:t xml:space="preserve">. The</w:t>
+      </w:r>
+      <w:r>
+        <w:t xml:space="preserve"> </w:t>
+      </w:r>
+      <w:r>
+        <w:rPr>
+          <w:rStyle w:val="VerbatimChar"/>
+        </w:rPr>
+        <w:t xml:space="preserve">/open-vault</w:t>
+      </w:r>
+      <w:r>
+        <w:t xml:space="preserve"> </w:t>
+      </w:r>
+      <w:r>
+        <w:t xml:space="preserve">skill does:</w:t>
       </w:r>
     </w:p>
     <w:p>
@@ -1979,7 +1832,22 @@
         </w:numPr>
       </w:pPr>
       <w:r>
-        <w:t xml:space="preserve">Sunday 5 p.m. weekly — Second Brain weekly update.</w:t>
+        <w:t xml:space="preserve">Loads</w:t>
+      </w:r>
+      <w:r>
+        <w:t xml:space="preserve"> </w:t>
+      </w:r>
+      <w:r>
+        <w:rPr>
+          <w:rStyle w:val="VerbatimChar"/>
+        </w:rPr>
+        <w:t xml:space="preserve">vaults.md</w:t>
+      </w:r>
+      <w:r>
+        <w:t xml:space="preserve"> </w:t>
+      </w:r>
+      <w:r>
+        <w:t xml:space="preserve">and picks the right vault (asks if you have multiple).</w:t>
       </w:r>
     </w:p>
     <w:p>
@@ -1991,7 +1859,7 @@
         </w:numPr>
       </w:pPr>
       <w:r>
-        <w:t xml:space="preserve">First Saturday of next month — Second Brain monthly health check.</w:t>
+        <w:t xml:space="preserve">Reports vault status — last activity, last build / update / health-check, count of new raw notes since last update.</w:t>
       </w:r>
     </w:p>
     <w:p>
@@ -2003,7 +1871,157 @@
         </w:numPr>
       </w:pPr>
       <w:r>
-        <w:t xml:space="preserve">First Sunday of January/April/July/October — Second Brain quarterly fold-back.</w:t>
+        <w:t xml:space="preserve">Launches Obsidian visually to that vault via</w:t>
+      </w:r>
+      <w:r>
+        <w:t xml:space="preserve"> </w:t>
+      </w:r>
+      <w:r>
+        <w:rPr>
+          <w:rStyle w:val="VerbatimChar"/>
+        </w:rPr>
+        <w:t xml:space="preserve">obsidian://open?vault=&lt;name&gt;</w:t>
+      </w:r>
+      <w:r>
+        <w:t xml:space="preserve"> </w:t>
+      </w:r>
+      <w:r>
+        <w:t xml:space="preserve">URL scheme.</w:t>
+      </w:r>
+    </w:p>
+    <w:p>
+      <w:pPr>
+        <w:pStyle w:val="Compact"/>
+        <w:numPr>
+          <w:ilvl w:val="0"/>
+          <w:numId w:val="1005"/>
+        </w:numPr>
+      </w:pPr>
+      <w:r>
+        <w:t xml:space="preserve">Offers a next-step menu: build, update, health-check, fold-back, just-browse.</w:t>
+      </w:r>
+    </w:p>
+    <w:p>
+      <w:pPr>
+        <w:pStyle w:val="FirstParagraph"/>
+      </w:pPr>
+      <w:r>
+        <w:rPr>
+          <w:b/>
+          <w:bCs/>
+        </w:rPr>
+        <w:t xml:space="preserve">That’s the daily-driver.</w:t>
+      </w:r>
+      <w:r>
+        <w:t xml:space="preserve"> </w:t>
+      </w:r>
+      <w:r>
+        <w:t xml:space="preserve">Over time, this becomes muscle memory: sit down →</w:t>
+      </w:r>
+      <w:r>
+        <w:t xml:space="preserve"> </w:t>
+      </w:r>
+      <w:r>
+        <w:rPr>
+          <w:rStyle w:val="VerbatimChar"/>
+        </w:rPr>
+        <w:t xml:space="preserve">/open-vault</w:t>
+      </w:r>
+      <w:r>
+        <w:t xml:space="preserve"> </w:t>
+      </w:r>
+      <w:r>
+        <w:t xml:space="preserve">→ it tells you what’s pending → run the operation it suggests.</w:t>
+      </w:r>
+    </w:p>
+    <w:p>
+      <w:pPr>
+        <w:pStyle w:val="BodyText"/>
+      </w:pPr>
+      <w:r>
+        <w:t xml:space="preserve">If</w:t>
+      </w:r>
+      <w:r>
+        <w:t xml:space="preserve"> </w:t>
+      </w:r>
+      <w:r>
+        <w:rPr>
+          <w:rStyle w:val="VerbatimChar"/>
+        </w:rPr>
+        <w:t xml:space="preserve">/open-vault</w:t>
+      </w:r>
+      <w:r>
+        <w:t xml:space="preserve"> </w:t>
+      </w:r>
+      <w:r>
+        <w:t xml:space="preserve">says</w:t>
+      </w:r>
+      <w:r>
+        <w:t xml:space="preserve"> </w:t>
+      </w:r>
+      <w:r>
+        <w:rPr>
+          <w:i/>
+          <w:iCs/>
+        </w:rPr>
+        <w:t xml:space="preserve">“7 new raw notes since last update”</w:t>
+      </w:r>
+      <w:r>
+        <w:t xml:space="preserve"> </w:t>
+      </w:r>
+      <w:r>
+        <w:t xml:space="preserve">on a Sunday, you know to run</w:t>
+      </w:r>
+      <w:r>
+        <w:t xml:space="preserve"> </w:t>
+      </w:r>
+      <w:r>
+        <w:rPr>
+          <w:rStyle w:val="VerbatimChar"/>
+        </w:rPr>
+        <w:t xml:space="preserve">/second-brain update &lt;area&gt;</w:t>
+      </w:r>
+      <w:r>
+        <w:t xml:space="preserve"> </w:t>
+      </w:r>
+      <w:r>
+        <w:t xml:space="preserve">next. If it says</w:t>
+      </w:r>
+      <w:r>
+        <w:t xml:space="preserve"> </w:t>
+      </w:r>
+      <w:r>
+        <w:rPr>
+          <w:i/>
+          <w:iCs/>
+        </w:rPr>
+        <w:t xml:space="preserve">“last health-check was 35 days ago”</w:t>
+      </w:r>
+      <w:r>
+        <w:t xml:space="preserve"> </w:t>
+      </w:r>
+      <w:r>
+        <w:t xml:space="preserve">on a Saturday, you know to run</w:t>
+      </w:r>
+      <w:r>
+        <w:t xml:space="preserve"> </w:t>
+      </w:r>
+      <w:r>
+        <w:rPr>
+          <w:rStyle w:val="VerbatimChar"/>
+        </w:rPr>
+        <w:t xml:space="preserve">/second-brain health-check &lt;area&gt;</w:t>
+      </w:r>
+      <w:r>
+        <w:t xml:space="preserve">.</w:t>
+      </w:r>
+    </w:p>
+    <w:p>
+      <w:pPr>
+        <w:pStyle w:val="BodyText"/>
+      </w:pPr>
+      <w:r>
+        <w:t xml:space="preserve">The skill carries the cadence so you don’t have to.</w:t>
       </w:r>
     </w:p>
     <w:p>
@@ -2013,15 +2031,14 @@
         </w:pict>
       </w:r>
     </w:p>
-    <w:bookmarkEnd w:id="20"/>
-    <w:bookmarkEnd w:id="21"/>
-    <w:bookmarkStart w:id="22" w:name="X0f4428ccfafb444e83eb371cfdbeacc69337908"/>
+    <w:bookmarkEnd w:id="22"/>
+    <w:bookmarkStart w:id="23" w:name="X0f4428ccfafb444e83eb371cfdbeacc69337908"/>
     <w:p>
       <w:pPr>
         <w:pStyle w:val="Heading2"/>
       </w:pPr>
       <w:r>
-        <w:t xml:space="preserve">5 💪 OPTIONAL CHALLENGE — ENABLE THE DAILY BRIEF TO REFERENCE YOUR VAULT</w:t>
+        <w:t xml:space="preserve">6 💪 OPTIONAL CHALLENGE — ENABLE THE DAILY BRIEF TO REFERENCE YOUR VAULT</w:t>
       </w:r>
     </w:p>
     <w:p>
@@ -2044,22 +2061,7 @@
         <w:t xml:space="preserve"> </w:t>
       </w:r>
       <w:r>
-        <w:t xml:space="preserve">installed and ran Project 02 (Daily Brief), your morning brief reads</w:t>
-      </w:r>
-      <w:r>
-        <w:t xml:space="preserve"> </w:t>
-      </w:r>
-      <w:r>
-        <w:rPr>
-          <w:rStyle w:val="VerbatimChar"/>
-        </w:rPr>
-        <w:t xml:space="preserve">about-me/</w:t>
-      </w:r>
-      <w:r>
-        <w:t xml:space="preserve"> </w:t>
-      </w:r>
-      <w:r>
-        <w:t xml:space="preserve">in your Cowork workspace. You can extend it to also read your vault’s</w:t>
+        <w:t xml:space="preserve">installed and ran Project 02 (Daily Brief), you can extend it to also read your vault’s</w:t>
       </w:r>
       <w:r>
         <w:t xml:space="preserve"> </w:t>
@@ -2074,22 +2076,7 @@
         <w:t xml:space="preserve"> </w:t>
       </w:r>
       <w:r>
-        <w:t xml:space="preserve">(scaffold/overlay) or your</w:t>
-      </w:r>
-      <w:r>
-        <w:t xml:space="preserve"> </w:t>
-      </w:r>
-      <w:r>
-        <w:rPr>
-          <w:rStyle w:val="VerbatimChar"/>
-        </w:rPr>
-        <w:t xml:space="preserve">projects/second-brain/memory.md</w:t>
-      </w:r>
-      <w:r>
-        <w:t xml:space="preserve"> </w:t>
-      </w:r>
-      <w:r>
-        <w:t xml:space="preserve">(external) so the brief knows you have a second brain.</w:t>
+        <w:t xml:space="preserve">so the brief knows you have a second brain.</w:t>
       </w:r>
     </w:p>
     <w:p>
@@ -2118,25 +2105,25 @@
         <w:rPr>
           <w:rStyle w:val="VerbatimChar"/>
         </w:rPr>
-        <w:t xml:space="preserve">projects/second-brain/memory.md if external mode) at the start — so the brief</w:t>
-      </w:r>
-      <w:r>
-        <w:br/>
-      </w:r>
-      <w:r>
-        <w:rPr>
-          <w:rStyle w:val="VerbatimChar"/>
-        </w:rPr>
-        <w:t xml:space="preserve">knows which life areas I'm tracking and can reference the most recent wiki pages</w:t>
-      </w:r>
-      <w:r>
-        <w:br/>
-      </w:r>
-      <w:r>
-        <w:rPr>
-          <w:rStyle w:val="VerbatimChar"/>
-        </w:rPr>
-        <w:t xml:space="preserve">when suggesting priorities. Show me the updated prompt before saving.</w:t>
+        <w:t xml:space="preserve">projects/second-brain/memory.md if external mode) at the start. The brief should</w:t>
+      </w:r>
+      <w:r>
+        <w:br/>
+      </w:r>
+      <w:r>
+        <w:rPr>
+          <w:rStyle w:val="VerbatimChar"/>
+        </w:rPr>
+        <w:t xml:space="preserve">know which life areas I'm tracking and reference recent wiki pages when</w:t>
+      </w:r>
+      <w:r>
+        <w:br/>
+      </w:r>
+      <w:r>
+        <w:rPr>
+          <w:rStyle w:val="VerbatimChar"/>
+        </w:rPr>
+        <w:t xml:space="preserve">suggesting priorities. Show me the updated prompt before saving.</w:t>
       </w:r>
     </w:p>
     <w:p>
@@ -2154,14 +2141,14 @@
         </w:pict>
       </w:r>
     </w:p>
-    <w:bookmarkEnd w:id="22"/>
-    <w:bookmarkStart w:id="23" w:name="youve-finished-this-lesson-when"/>
+    <w:bookmarkEnd w:id="23"/>
+    <w:bookmarkStart w:id="24" w:name="youve-finished-this-lesson-when"/>
     <w:p>
       <w:pPr>
         <w:pStyle w:val="Heading2"/>
       </w:pPr>
       <w:r>
-        <w:t xml:space="preserve">6 ✅ YOU’VE FINISHED THIS LESSON WHEN…</w:t>
+        <w:t xml:space="preserve">7 ✅ YOU’VE FINISHED THIS LESSON WHEN…</w:t>
       </w:r>
     </w:p>
     <w:p>
@@ -2169,7 +2156,7 @@
         <w:pStyle w:val="FirstParagraph"/>
       </w:pPr>
       <w:r>
-        <w:t xml:space="preserve">☐ Every wiki (or your overlay’s wiki, or your external wiki paths) has a</w:t>
+        <w:t xml:space="preserve">☐ Every active wiki has a</w:t>
       </w:r>
       <w:r>
         <w:t xml:space="preserve"> </w:t>
@@ -2181,10 +2168,7 @@
         <w:t xml:space="preserve">_index.md</w:t>
       </w:r>
       <w:r>
-        <w:t xml:space="preserve"> </w:t>
-      </w:r>
-      <w:r>
-        <w:t xml:space="preserve">at the top.</w:t>
+        <w:t xml:space="preserve">.</w:t>
       </w:r>
       <w:r>
         <w:t xml:space="preserve"> </w:t>
@@ -2223,13 +2207,7 @@
         <w:t xml:space="preserve"> </w:t>
       </w:r>
       <w:r>
-        <w:t xml:space="preserve">☐ The Vault Wiki Workflow skill is installed and runs end-to-end.</w:t>
-      </w:r>
-      <w:r>
-        <w:t xml:space="preserve"> </w:t>
-      </w:r>
-      <w:r>
-        <w:t xml:space="preserve">☐ Three rhythm reminders are on your Google Calendar (weekly, monthly, quarterly).</w:t>
+        <w:t xml:space="preserve">☐ Three calendar reminders are on Google Calendar (weekly, monthly, quarterly).</w:t>
       </w:r>
       <w:r>
         <w:t xml:space="preserve"> </w:t>
@@ -2244,7 +2222,7 @@
         <w:rPr>
           <w:rStyle w:val="VerbatimChar"/>
         </w:rPr>
-        <w:t xml:space="preserve">about-me/My Vault System.md</w:t>
+        <w:t xml:space="preserve">My Vault System.md</w:t>
       </w:r>
       <w:r>
         <w:t xml:space="preserve"> </w:t>
@@ -2259,25 +2237,34 @@
         <w:rPr>
           <w:rStyle w:val="VerbatimChar"/>
         </w:rPr>
-        <w:t xml:space="preserve">projects/second-brain/memory.md</w:t>
-      </w:r>
-      <w:r>
-        <w:t xml:space="preserve"> </w:t>
-      </w:r>
-      <w:r>
-        <w:t xml:space="preserve">has an updated</w:t>
-      </w:r>
-      <w:r>
-        <w:t xml:space="preserve"> </w:t>
-      </w:r>
-      <w:r>
-        <w:t xml:space="preserve">“How to work in this vault”</w:t>
-      </w:r>
-      <w:r>
-        <w:t xml:space="preserve"> </w:t>
-      </w:r>
-      <w:r>
-        <w:t xml:space="preserve">section (external).</w:t>
+        <w:t xml:space="preserve">memory.md</w:t>
+      </w:r>
+      <w:r>
+        <w:t xml:space="preserve"> </w:t>
+      </w:r>
+      <w:r>
+        <w:t xml:space="preserve">has the equivalent (external).</w:t>
+      </w:r>
+      <w:r>
+        <w:t xml:space="preserve"> </w:t>
+      </w:r>
+      <w:r>
+        <w:t xml:space="preserve">☐</w:t>
+      </w:r>
+      <w:r>
+        <w:t xml:space="preserve"> </w:t>
+      </w:r>
+      <w:r>
+        <w:rPr>
+          <w:rStyle w:val="VerbatimChar"/>
+        </w:rPr>
+        <w:t xml:space="preserve">/open-vault</w:t>
+      </w:r>
+      <w:r>
+        <w:t xml:space="preserve"> </w:t>
+      </w:r>
+      <w:r>
+        <w:t xml:space="preserve">runs end-to-end and reports vault status accurately.</w:t>
       </w:r>
     </w:p>
     <w:p>
@@ -2295,7 +2282,13 @@
           <w:b/>
           <w:bCs/>
         </w:rPr>
-        <w:t xml:space="preserve">Project 04 is complete. Congratulations — you have a working second brain.</w:t>
+        <w:t xml:space="preserve">Project 04 is functionally complete.</w:t>
+      </w:r>
+      <w:r>
+        <w:t xml:space="preserve"> </w:t>
+      </w:r>
+      <w:r>
+        <w:t xml:space="preserve">Lesson 5 is the use-cases-and-daily-workflow guide — read-only, ~15 minutes.</w:t>
       </w:r>
     </w:p>
     <w:p>
@@ -2305,14 +2298,14 @@
         </w:pict>
       </w:r>
     </w:p>
-    <w:bookmarkEnd w:id="23"/>
-    <w:bookmarkStart w:id="24" w:name="if-something-doesnt-work"/>
+    <w:bookmarkEnd w:id="24"/>
+    <w:bookmarkStart w:id="25" w:name="if-something-doesnt-work"/>
     <w:p>
       <w:pPr>
         <w:pStyle w:val="Heading2"/>
       </w:pPr>
       <w:r>
-        <w:t xml:space="preserve">7 ⚠ IF SOMETHING DOESN’T WORK</w:t>
+        <w:t xml:space="preserve">8 ⚠ IF SOMETHING DOESN’T WORK</w:t>
       </w:r>
     </w:p>
     <w:tbl>
@@ -2348,7 +2341,7 @@
               <w:pStyle w:val="Compact"/>
             </w:pPr>
             <w:r>
-              <w:t xml:space="preserve">WHAT TO SAY TO CLAUDE</w:t>
+              <w:t xml:space="preserve">WHAT TO SAY TO COWORK</w:t>
             </w:r>
           </w:p>
         </w:tc>
@@ -2361,7 +2354,16 @@
               <w:pStyle w:val="Compact"/>
             </w:pPr>
             <w:r>
-              <w:t xml:space="preserve">The Vault Wiki Workflow skill doesn’t appear in the skill picker</w:t>
+              <w:rPr>
+                <w:rStyle w:val="VerbatimChar"/>
+              </w:rPr>
+              <w:t xml:space="preserve">_index.md</w:t>
+            </w:r>
+            <w:r>
+              <w:t xml:space="preserve"> </w:t>
+            </w:r>
+            <w:r>
+              <w:t xml:space="preserve">saved to the wrong folder</w:t>
             </w:r>
           </w:p>
         </w:tc>
@@ -2376,7 +2378,7 @@
                 <w:i/>
                 <w:iCs/>
               </w:rPr>
-              <w:t xml:space="preserve">“I can’t see the skill. Tell me the skill file’s exact path and whether it should live in global skills or per-workspace. Fix whichever is wrong.”</w:t>
+              <w:t xml:space="preserve">“The index files saved to the wrong place. Confirm they should be inside each wiki folder, not the vault root. Move them if needed.”</w:t>
             </w:r>
           </w:p>
         </w:tc>
@@ -2389,22 +2391,16 @@
               <w:pStyle w:val="Compact"/>
             </w:pPr>
             <w:r>
-              <w:t xml:space="preserve">Skill ran but didn’t load</w:t>
-            </w:r>
-            <w:r>
-              <w:t xml:space="preserve"> </w:t>
-            </w:r>
-            <w:r>
               <w:rPr>
                 <w:rStyle w:val="VerbatimChar"/>
               </w:rPr>
-              <w:t xml:space="preserve">about-me/</w:t>
+              <w:t xml:space="preserve">_index.md</w:t>
             </w:r>
             <w:r>
               <w:t xml:space="preserve"> </w:t>
             </w:r>
             <w:r>
-              <w:t xml:space="preserve">first</w:t>
+              <w:t xml:space="preserve">lists pages that don’t exist</w:t>
             </w:r>
           </w:p>
         </w:tc>
@@ -2419,29 +2415,7 @@
                 <w:i/>
                 <w:iCs/>
               </w:rPr>
-              <w:t xml:space="preserve">“The skill ran but skipped</w:t>
-            </w:r>
-            <w:r>
-              <w:rPr>
-                <w:i/>
-                <w:iCs/>
-              </w:rPr>
-              <w:t xml:space="preserve"> </w:t>
-            </w:r>
-            <w:r>
-              <w:rPr>
-                <w:rStyle w:val="VerbatimChar"/>
-                <w:i/>
-                <w:iCs/>
-              </w:rPr>
-              <w:t xml:space="preserve">about-me/</w:t>
-            </w:r>
-            <w:r>
-              <w:rPr>
-                <w:i/>
-                <w:iCs/>
-              </w:rPr>
-              <w:t xml:space="preserve">. Open the skill file, check that the required-reading rule is at the top, and fix if missing.”</w:t>
+              <w:t xml:space="preserve">“The index references pages that aren’t in the wiki folder. Re-scan the actual files and regenerate the index.”</w:t>
             </w:r>
           </w:p>
         </w:tc>
@@ -2457,13 +2431,13 @@
               <w:rPr>
                 <w:rStyle w:val="VerbatimChar"/>
               </w:rPr>
-              <w:t xml:space="preserve">_index.md</w:t>
+              <w:t xml:space="preserve">/open-vault</w:t>
             </w:r>
             <w:r>
               <w:t xml:space="preserve"> </w:t>
             </w:r>
             <w:r>
-              <w:t xml:space="preserve">didn’t save to the right folder</w:t>
+              <w:t xml:space="preserve">doesn’t launch Obsidian</w:t>
             </w:r>
           </w:p>
         </w:tc>
@@ -2478,7 +2452,58 @@
                 <w:i/>
                 <w:iCs/>
               </w:rPr>
-              <w:t xml:space="preserve">“The index files saved to the wrong place. Confirm they should be inside each life area’s wiki folder, not the vault root. Move them if needed.”</w:t>
+              <w:t xml:space="preserve">“</w:t>
+            </w:r>
+            <w:r>
+              <w:rPr>
+                <w:rStyle w:val="VerbatimChar"/>
+                <w:i/>
+                <w:iCs/>
+              </w:rPr>
+              <w:t xml:space="preserve">/open-vault</w:t>
+            </w:r>
+            <w:r>
+              <w:rPr>
+                <w:i/>
+                <w:iCs/>
+              </w:rPr>
+              <w:t xml:space="preserve"> </w:t>
+            </w:r>
+            <w:r>
+              <w:rPr>
+                <w:i/>
+                <w:iCs/>
+              </w:rPr>
+              <w:t xml:space="preserve">reported status but didn’t launch Obsidian. Walk me through verifying the</w:t>
+            </w:r>
+            <w:r>
+              <w:rPr>
+                <w:i/>
+                <w:iCs/>
+              </w:rPr>
+              <w:t xml:space="preserve"> </w:t>
+            </w:r>
+            <w:r>
+              <w:rPr>
+                <w:rStyle w:val="VerbatimChar"/>
+                <w:i/>
+                <w:iCs/>
+              </w:rPr>
+              <w:t xml:space="preserve">obsidian://</w:t>
+            </w:r>
+            <w:r>
+              <w:rPr>
+                <w:i/>
+                <w:iCs/>
+              </w:rPr>
+              <w:t xml:space="preserve"> </w:t>
+            </w:r>
+            <w:r>
+              <w:rPr>
+                <w:i/>
+                <w:iCs/>
+              </w:rPr>
+              <w:t xml:space="preserve">URL scheme is registered on this OS, and offer the fallback (open the vault folder in the file manager).”</w:t>
             </w:r>
           </w:p>
         </w:tc>
@@ -2491,7 +2516,22 @@
               <w:pStyle w:val="Compact"/>
             </w:pPr>
             <w:r>
-              <w:t xml:space="preserve">Skill hardcoded the life areas; I just added a new one and it’s missing</w:t>
+              <w:rPr>
+                <w:rStyle w:val="VerbatimChar"/>
+              </w:rPr>
+              <w:t xml:space="preserve">/open-vault</w:t>
+            </w:r>
+            <w:r>
+              <w:t xml:space="preserve"> </w:t>
+            </w:r>
+            <w:r>
+              <w:t xml:space="preserve">says</w:t>
+            </w:r>
+            <w:r>
+              <w:t xml:space="preserve"> </w:t>
+            </w:r>
+            <w:r>
+              <w:t xml:space="preserve">“vault not found”</w:t>
             </w:r>
           </w:p>
         </w:tc>
@@ -2506,7 +2546,15 @@
                 <w:i/>
                 <w:iCs/>
               </w:rPr>
-              <w:t xml:space="preserve">“I added a new life area called</w:t>
+              <w:t xml:space="preserve">“</w:t>
+            </w:r>
+            <w:r>
+              <w:rPr>
+                <w:rStyle w:val="VerbatimChar"/>
+                <w:i/>
+                <w:iCs/>
+              </w:rPr>
+              <w:t xml:space="preserve">/open-vault</w:t>
             </w:r>
             <w:r>
               <w:rPr>
@@ -2517,18 +2565,10 @@
             </w:r>
             <w:r>
               <w:rPr>
-                <w:rStyle w:val="VerbatimChar"/>
                 <w:i/>
                 <w:iCs/>
               </w:rPr>
-              <w:t xml:space="preserve">&lt;name&gt;</w:t>
-            </w:r>
-            <w:r>
-              <w:rPr>
-                <w:i/>
-                <w:iCs/>
-              </w:rPr>
-              <w:t xml:space="preserve">. Please edit the skill so it dynamically reads</w:t>
+              <w:t xml:space="preserve">says my vault isn’t in vaults.md. Walk me through verifying</w:t>
             </w:r>
             <w:r>
               <w:rPr>
@@ -2543,7 +2583,7 @@
                 <w:i/>
                 <w:iCs/>
               </w:rPr>
-              <w:t xml:space="preserve">vaults.md</w:t>
+              <w:t xml:space="preserve">projects/second-brain/vaults.md</w:t>
             </w:r>
             <w:r>
               <w:rPr>
@@ -2557,7 +2597,7 @@
                 <w:i/>
                 <w:iCs/>
               </w:rPr>
-              <w:t xml:space="preserve">and lists current life areas instead of hardcoding them, so I don’t have to keep editing.”</w:t>
+              <w:t xml:space="preserve">has the entry and the path matches what’s on disk.”</w:t>
             </w:r>
           </w:p>
         </w:tc>
@@ -2570,7 +2610,7 @@
               <w:pStyle w:val="Compact"/>
             </w:pPr>
             <w:r>
-              <w:t xml:space="preserve">FOLD-BACK overwrote wiki pages I liked</w:t>
+              <w:t xml:space="preserve">Calendar reminders didn’t all create</w:t>
             </w:r>
           </w:p>
         </w:tc>
@@ -2585,7 +2625,7 @@
                 <w:i/>
                 <w:iCs/>
               </w:rPr>
-              <w:t xml:space="preserve">“Fold-back was too aggressive. Please restore the prior versions (or tell me what changed) and tighten the prompt so Fold-Back only ADDS insights without rewriting entire pages.”</w:t>
+              <w:t xml:space="preserve">“Not all three events landed in Google Calendar. Walk me through which ones succeeded and re-try the failures.”</w:t>
             </w:r>
           </w:p>
         </w:tc>
@@ -2598,7 +2638,16 @@
               <w:pStyle w:val="Compact"/>
             </w:pPr>
             <w:r>
-              <w:t xml:space="preserve">The calendar reminders didn’t all create</w:t>
+              <w:rPr>
+                <w:rStyle w:val="VerbatimChar"/>
+              </w:rPr>
+              <w:t xml:space="preserve">My Vault System.md</w:t>
+            </w:r>
+            <w:r>
+              <w:t xml:space="preserve"> </w:t>
+            </w:r>
+            <w:r>
+              <w:t xml:space="preserve">came out too long</w:t>
             </w:r>
           </w:p>
         </w:tc>
@@ -2613,7 +2662,7 @@
                 <w:i/>
                 <w:iCs/>
               </w:rPr>
-              <w:t xml:space="preserve">“Not all three events landed in Google Calendar. Walk me through which ones succeeded, re-try the failures.”</w:t>
+              <w:t xml:space="preserve">“My Vault System.md is 50 lines — too long to load every session. Cut it to 20 lines max, keeping only structural info (areas, three operations, navigation rule).”</w:t>
             </w:r>
           </w:p>
         </w:tc>
@@ -2626,6 +2675,12 @@
               <w:pStyle w:val="Compact"/>
             </w:pPr>
             <w:r>
+              <w:t xml:space="preserve">External-mode user got</w:t>
+            </w:r>
+            <w:r>
+              <w:t xml:space="preserve"> </w:t>
+            </w:r>
+            <w:r>
               <w:rPr>
                 <w:rStyle w:val="VerbatimChar"/>
               </w:rPr>
@@ -2635,7 +2690,7 @@
               <w:t xml:space="preserve"> </w:t>
             </w:r>
             <w:r>
-              <w:t xml:space="preserve">came out too long</w:t>
+              <w:t xml:space="preserve">written into their vault</w:t>
             </w:r>
           </w:p>
         </w:tc>
@@ -2650,85 +2705,7 @@
                 <w:i/>
                 <w:iCs/>
               </w:rPr>
-              <w:t xml:space="preserve">“The Vault System file is 50 lines — too long to load every session. Cut it to 20 lines max, keeping only the structural info (areas, prompts, navigation rule).”</w:t>
-            </w:r>
-          </w:p>
-        </w:tc>
-      </w:tr>
-      <w:tr>
-        <w:tc>
-          <w:tcPr/>
-          <w:p>
-            <w:pPr>
-              <w:pStyle w:val="Compact"/>
-            </w:pPr>
-            <w:r>
-              <w:t xml:space="preserve">Skill picks the wrong vault when I have multiple configured</w:t>
-            </w:r>
-          </w:p>
-        </w:tc>
-        <w:tc>
-          <w:tcPr/>
-          <w:p>
-            <w:pPr>
-              <w:pStyle w:val="Compact"/>
-            </w:pPr>
-            <w:r>
-              <w:rPr>
-                <w:i/>
-                <w:iCs/>
-              </w:rPr>
-              <w:t xml:space="preserve">“I have multiple vaults in</w:t>
-            </w:r>
-            <w:r>
-              <w:rPr>
-                <w:i/>
-                <w:iCs/>
-              </w:rPr>
-              <w:t xml:space="preserve"> </w:t>
-            </w:r>
-            <w:r>
-              <w:rPr>
-                <w:rStyle w:val="VerbatimChar"/>
-                <w:i/>
-                <w:iCs/>
-              </w:rPr>
-              <w:t xml:space="preserve">vaults.md</w:t>
-            </w:r>
-            <w:r>
-              <w:rPr>
-                <w:i/>
-                <w:iCs/>
-              </w:rPr>
-              <w:t xml:space="preserve">. The skill always picks the default. Please update it to ask me which vault first if more than one is configured, and remember my last choice within a session.”</w:t>
-            </w:r>
-          </w:p>
-        </w:tc>
-      </w:tr>
-      <w:tr>
-        <w:tc>
-          <w:tcPr/>
-          <w:p>
-            <w:pPr>
-              <w:pStyle w:val="Compact"/>
-            </w:pPr>
-            <w:r>
-              <w:t xml:space="preserve">External-mode skill keeps asking the same questions every run</w:t>
-            </w:r>
-          </w:p>
-        </w:tc>
-        <w:tc>
-          <w:tcPr/>
-          <w:p>
-            <w:pPr>
-              <w:pStyle w:val="Compact"/>
-            </w:pPr>
-            <w:r>
-              <w:rPr>
-                <w:i/>
-                <w:iCs/>
-              </w:rPr>
-              <w:t xml:space="preserve">“In external mode the skill asks me which folder every single time. That’s friction. Please cache my last-used input and output folders in</w:t>
+              <w:t xml:space="preserve">“You’re in external mode. The hard rule is don’t write into the user’s existing vault structure. Delete the file from inside the vault and instead append the 5-line context to</w:t>
             </w:r>
             <w:r>
               <w:rPr>
@@ -2750,14 +2727,7 @@
                 <w:i/>
                 <w:iCs/>
               </w:rPr>
-              <w:t xml:space="preserve"> </w:t>
-            </w:r>
-            <w:r>
-              <w:rPr>
-                <w:i/>
-                <w:iCs/>
-              </w:rPr>
-              <w:t xml:space="preserve">per vault, and re-use them by default — only re-ask if I tell it to switch.”</w:t>
+              <w:t xml:space="preserve">.”</w:t>
             </w:r>
           </w:p>
         </w:tc>
@@ -2778,7 +2748,7 @@
           <w:b/>
           <w:bCs/>
         </w:rPr>
-        <w:t xml:space="preserve">describe what you see, ask Claude to fix it.</w:t>
+        <w:t xml:space="preserve">describe what you see, ask Cowork to fix it.</w:t>
       </w:r>
     </w:p>
     <w:p>
@@ -2788,14 +2758,14 @@
         </w:pict>
       </w:r>
     </w:p>
-    <w:bookmarkEnd w:id="24"/>
-    <w:bookmarkStart w:id="25" w:name="safety-note"/>
+    <w:bookmarkEnd w:id="25"/>
+    <w:bookmarkStart w:id="26" w:name="safety-note"/>
     <w:p>
       <w:pPr>
         <w:pStyle w:val="Heading2"/>
       </w:pPr>
       <w:r>
-        <w:t xml:space="preserve">8 🛡 SAFETY NOTE</w:t>
+        <w:t xml:space="preserve">9 🛡 SAFETY NOTE</w:t>
       </w:r>
     </w:p>
     <w:p>
@@ -2851,7 +2821,22 @@
         <w:t xml:space="preserve"> </w:t>
       </w:r>
       <w:r>
-        <w:t xml:space="preserve">instead. Then UPDATE propagates it. This preserves the raw/wiki separation and means you don’t have to track manual edits.</w:t>
+        <w:t xml:space="preserve">instead. Then</w:t>
+      </w:r>
+      <w:r>
+        <w:t xml:space="preserve"> </w:t>
+      </w:r>
+      <w:r>
+        <w:rPr>
+          <w:rStyle w:val="VerbatimChar"/>
+        </w:rPr>
+        <w:t xml:space="preserve">/second-brain update</w:t>
+      </w:r>
+      <w:r>
+        <w:t xml:space="preserve"> </w:t>
+      </w:r>
+      <w:r>
+        <w:t xml:space="preserve">propagates it. This preserves the raw/wiki separation and means you don’t have to track manual edits.</w:t>
       </w:r>
     </w:p>
     <w:p>
@@ -2866,13 +2851,44 @@
           <w:b/>
           <w:bCs/>
         </w:rPr>
-        <w:t xml:space="preserve">Back up before every FOLD-BACK.</w:t>
-      </w:r>
-      <w:r>
-        <w:t xml:space="preserve"> </w:t>
-      </w:r>
-      <w:r>
-        <w:t xml:space="preserve">Fold-back is the one operation that modifies existing wiki pages. Before running it, copy each area’s</w:t>
+        <w:t xml:space="preserve">Back up before every</w:t>
+      </w:r>
+      <w:r>
+        <w:rPr>
+          <w:b/>
+          <w:bCs/>
+        </w:rPr>
+        <w:t xml:space="preserve"> </w:t>
+      </w:r>
+      <w:r>
+        <w:rPr>
+          <w:rStyle w:val="VerbatimChar"/>
+          <w:b/>
+          <w:bCs/>
+        </w:rPr>
+        <w:t xml:space="preserve">fold-back</w:t>
+      </w:r>
+      <w:r>
+        <w:rPr>
+          <w:b/>
+          <w:bCs/>
+        </w:rPr>
+        <w:t xml:space="preserve">.</w:t>
+      </w:r>
+      <w:r>
+        <w:t xml:space="preserve"> </w:t>
+      </w:r>
+      <w:r>
+        <w:rPr>
+          <w:rStyle w:val="VerbatimChar"/>
+        </w:rPr>
+        <w:t xml:space="preserve">fold-back</w:t>
+      </w:r>
+      <w:r>
+        <w:t xml:space="preserve"> </w:t>
+      </w:r>
+      <w:r>
+        <w:t xml:space="preserve">is the one operation that modifies existing wiki pages. Before running it, copy each area’s</w:t>
       </w:r>
       <w:r>
         <w:t xml:space="preserve"> </w:t>
@@ -2923,7 +2939,22 @@
         <w:t xml:space="preserve"> </w:t>
       </w:r>
       <w:r>
-        <w:t xml:space="preserve">The system is designed to run weekly. If you miss 6 weeks, the first UPDATE after the gap takes 3× as long and the quality drops. The reminder is on your calendar for a reason.</w:t>
+        <w:t xml:space="preserve">The system is designed to run weekly. If you miss 6 weeks, the first</w:t>
+      </w:r>
+      <w:r>
+        <w:t xml:space="preserve"> </w:t>
+      </w:r>
+      <w:r>
+        <w:rPr>
+          <w:rStyle w:val="VerbatimChar"/>
+        </w:rPr>
+        <w:t xml:space="preserve">update</w:t>
+      </w:r>
+      <w:r>
+        <w:t xml:space="preserve"> </w:t>
+      </w:r>
+      <w:r>
+        <w:t xml:space="preserve">after the gap takes 3× as long and the quality drops. The reminder is on your calendar for a reason.</w:t>
       </w:r>
     </w:p>
     <w:p>
@@ -2933,14 +2964,14 @@
         </w:pict>
       </w:r>
     </w:p>
-    <w:bookmarkEnd w:id="25"/>
-    <w:bookmarkStart w:id="32" w:name="X4da34c9728ec74cda1fe0cb941cd5326ef3d294"/>
+    <w:bookmarkEnd w:id="26"/>
+    <w:bookmarkStart w:id="31" w:name="X4da34c9728ec74cda1fe0cb941cd5326ef3d294"/>
     <w:p>
       <w:pPr>
         <w:pStyle w:val="Heading2"/>
       </w:pPr>
       <w:r>
-        <w:t xml:space="preserve">9 🔍 UNDER THE HOOD — FOR THE CURIOUS (TOTALLY OPTIONAL)</w:t>
+        <w:t xml:space="preserve">10 🔍 UNDER THE HOOD — FOR THE CURIOUS (TOTALLY OPTIONAL)</w:t>
       </w:r>
     </w:p>
     <w:p>
@@ -2951,7 +2982,7 @@
         <w:t xml:space="preserve">Skip this unless you want to know why the rhythm matters.</w:t>
       </w:r>
     </w:p>
-    <w:bookmarkStart w:id="26" w:name="why-weekly-and-not-daily"/>
+    <w:bookmarkStart w:id="27" w:name="why-weekly-and-not-daily"/>
     <w:p>
       <w:pPr>
         <w:pStyle w:val="Heading3"/>
@@ -2965,7 +2996,22 @@
         <w:pStyle w:val="FirstParagraph"/>
       </w:pPr>
       <w:r>
-        <w:t xml:space="preserve">Daily is too frequent — most raw notes don’t move the needle individually. You’d run Update every day and the wiki would churn without getting meaningfully better. Weekly lets ~5 new raw notes accumulate. Those 5 notes usually form a theme, and that theme is what becomes a new wiki page or a meaningful update to an existing one.</w:t>
+        <w:t xml:space="preserve">Daily is too frequent — most raw notes don’t move the needle individually. You’d run</w:t>
+      </w:r>
+      <w:r>
+        <w:t xml:space="preserve"> </w:t>
+      </w:r>
+      <w:r>
+        <w:rPr>
+          <w:rStyle w:val="VerbatimChar"/>
+        </w:rPr>
+        <w:t xml:space="preserve">update</w:t>
+      </w:r>
+      <w:r>
+        <w:t xml:space="preserve"> </w:t>
+      </w:r>
+      <w:r>
+        <w:t xml:space="preserve">every day and the wiki would churn without getting meaningfully better. Weekly lets ~5 new raw notes accumulate. Those 5 notes usually form a theme, and that theme is what becomes a new wiki page or a meaningful update.</w:t>
       </w:r>
     </w:p>
     <w:p>
@@ -2973,7 +3019,22 @@
         <w:pStyle w:val="BodyText"/>
       </w:pPr>
       <w:r>
-        <w:t xml:space="preserve">Monthly for health check because contradictions and gaps take time to emerge. Weekly would surface noise. Monthly gives you real drift signals.</w:t>
+        <w:t xml:space="preserve">Monthly for</w:t>
+      </w:r>
+      <w:r>
+        <w:t xml:space="preserve"> </w:t>
+      </w:r>
+      <w:r>
+        <w:rPr>
+          <w:rStyle w:val="VerbatimChar"/>
+        </w:rPr>
+        <w:t xml:space="preserve">health-check</w:t>
+      </w:r>
+      <w:r>
+        <w:t xml:space="preserve"> </w:t>
+      </w:r>
+      <w:r>
+        <w:t xml:space="preserve">because contradictions and gaps take time to emerge. Weekly would surface noise. Monthly gives you real drift signals.</w:t>
       </w:r>
     </w:p>
     <w:p>
@@ -2981,11 +3042,26 @@
         <w:pStyle w:val="BodyText"/>
       </w:pPr>
       <w:r>
-        <w:t xml:space="preserve">Quarterly for fold-back because outputs need to accumulate before they’re worth merging. You might produce one good output in a week; you produce ten in a quarter. Ten outputs is a meaningful update to the wiki; one output is noise.</w:t>
-      </w:r>
-    </w:p>
-    <w:bookmarkEnd w:id="26"/>
-    <w:bookmarkStart w:id="27" w:name="why-the-underscore-prefix-on-_index.md"/>
+        <w:t xml:space="preserve">Quarterly for</w:t>
+      </w:r>
+      <w:r>
+        <w:t xml:space="preserve"> </w:t>
+      </w:r>
+      <w:r>
+        <w:rPr>
+          <w:rStyle w:val="VerbatimChar"/>
+        </w:rPr>
+        <w:t xml:space="preserve">fold-back</w:t>
+      </w:r>
+      <w:r>
+        <w:t xml:space="preserve"> </w:t>
+      </w:r>
+      <w:r>
+        <w:t xml:space="preserve">because outputs need to accumulate before they’re worth merging. You might produce one good output in a week; you produce ten in a quarter. Ten is meaningful; one is noise.</w:t>
+      </w:r>
+    </w:p>
+    <w:bookmarkEnd w:id="27"/>
+    <w:bookmarkStart w:id="28" w:name="why-the-underscore-prefix-on-_index.md"/>
     <w:p>
       <w:pPr>
         <w:pStyle w:val="Heading3"/>
@@ -3023,7 +3099,7 @@
         <w:t xml:space="preserve"> </w:t>
       </w:r>
       <w:r>
-        <w:t xml:space="preserve">sorts to the top of the Obsidian file tree (and usually the file manager) — always the first thing you see when you open a wiki folder. Handy. Same trick works for</w:t>
+        <w:t xml:space="preserve">sorts to the top of the Obsidian file tree (and usually the file manager). Always the first thing you see when you open a wiki folder. Same trick works for</w:t>
       </w:r>
       <w:r>
         <w:t xml:space="preserve"> </w:t>
@@ -3038,19 +3114,7 @@
         <w:t xml:space="preserve"> </w:t>
       </w:r>
       <w:r>
-        <w:t xml:space="preserve">files,</w:t>
-      </w:r>
-      <w:r>
-        <w:t xml:space="preserve"> </w:t>
-      </w:r>
-      <w:r>
-        <w:rPr>
-          <w:rStyle w:val="VerbatimChar"/>
-        </w:rPr>
-        <w:t xml:space="preserve">_wiki-prompts.md</w:t>
-      </w:r>
-      <w:r>
-        <w:t xml:space="preserve">, and any</w:t>
+        <w:t xml:space="preserve">and any</w:t>
       </w:r>
       <w:r>
         <w:t xml:space="preserve"> </w:t>
@@ -3071,14 +3135,14 @@
         <w:t xml:space="preserve">“content files.”</w:t>
       </w:r>
     </w:p>
-    <w:bookmarkEnd w:id="27"/>
-    <w:bookmarkStart w:id="28" w:name="why-fold-back-is-quarterly-not-automatic"/>
+    <w:bookmarkEnd w:id="28"/>
+    <w:bookmarkStart w:id="29" w:name="Xec2627a2eb9b8487e7f380142956fefe500a162"/>
     <w:p>
       <w:pPr>
         <w:pStyle w:val="Heading3"/>
       </w:pPr>
       <w:r>
-        <w:t xml:space="preserve">Why Fold-Back is quarterly, not automatic</w:t>
+        <w:t xml:space="preserve">Why we dropped the v0.1.0 custom-skill build</w:t>
       </w:r>
     </w:p>
     <w:p>
@@ -3086,7 +3150,337 @@
         <w:pStyle w:val="FirstParagraph"/>
       </w:pPr>
       <w:r>
-        <w:t xml:space="preserve">Two reasons:</w:t>
+        <w:t xml:space="preserve">In v0.1.0, the cohort SOP-C04-03 had students build a</w:t>
+      </w:r>
+      <w:r>
+        <w:t xml:space="preserve"> </w:t>
+      </w:r>
+      <w:r>
+        <w:t xml:space="preserve">“Vault Wiki Workflow”</w:t>
+      </w:r>
+      <w:r>
+        <w:t xml:space="preserve"> </w:t>
+      </w:r>
+      <w:r>
+        <w:t xml:space="preserve">skill via Skill Creator. That made sense before the plugin existed — students were assembling the operational logic themselves.</w:t>
+      </w:r>
+    </w:p>
+    <w:p>
+      <w:pPr>
+        <w:pStyle w:val="BodyText"/>
+      </w:pPr>
+      <w:r>
+        <w:t xml:space="preserve">In v0.3.0 the plugin already installs</w:t>
+      </w:r>
+      <w:r>
+        <w:t xml:space="preserve"> </w:t>
+      </w:r>
+      <w:r>
+        <w:rPr>
+          <w:rStyle w:val="VerbatimChar"/>
+        </w:rPr>
+        <w:t xml:space="preserve">/second-brain</w:t>
+      </w:r>
+      <w:r>
+        <w:t xml:space="preserve"> </w:t>
+      </w:r>
+      <w:r>
+        <w:t xml:space="preserve">(which IS the Vault Wiki Workflow) and</w:t>
+      </w:r>
+      <w:r>
+        <w:t xml:space="preserve"> </w:t>
+      </w:r>
+      <w:r>
+        <w:rPr>
+          <w:rStyle w:val="VerbatimChar"/>
+        </w:rPr>
+        <w:t xml:space="preserve">/open-vault</w:t>
+      </w:r>
+      <w:r>
+        <w:t xml:space="preserve"> </w:t>
+      </w:r>
+      <w:r>
+        <w:t xml:space="preserve">(which adds session prep). Building another skill that does the same thing is duplicate work and an unnecessary surface to maintain. So we dropped it.</w:t>
+      </w:r>
+    </w:p>
+    <w:p>
+      <w:pPr>
+        <w:pStyle w:val="BodyText"/>
+      </w:pPr>
+      <w:r>
+        <w:t xml:space="preserve">If a student wants to learn how to build a custom Cowork skill</w:t>
+      </w:r>
+      <w:r>
+        <w:t xml:space="preserve"> </w:t>
+      </w:r>
+      <w:r>
+        <w:rPr>
+          <w:i/>
+          <w:iCs/>
+        </w:rPr>
+        <w:t xml:space="preserve">as a learning exercise</w:t>
+      </w:r>
+      <w:r>
+        <w:t xml:space="preserve">, they can use Skill Creator independently — but for Project 04, the plugin’s skills are enough.</w:t>
+      </w:r>
+    </w:p>
+    <w:bookmarkEnd w:id="29"/>
+    <w:bookmarkStart w:id="30" w:name="how-open-vault-differs-from-second-brain"/>
+    <w:p>
+      <w:pPr>
+        <w:pStyle w:val="Heading3"/>
+      </w:pPr>
+      <w:r>
+        <w:t xml:space="preserve">How</w:t>
+      </w:r>
+      <w:r>
+        <w:t xml:space="preserve"> </w:t>
+      </w:r>
+      <w:r>
+        <w:rPr>
+          <w:rStyle w:val="VerbatimChar"/>
+        </w:rPr>
+        <w:t xml:space="preserve">/open-vault</w:t>
+      </w:r>
+      <w:r>
+        <w:t xml:space="preserve"> </w:t>
+      </w:r>
+      <w:r>
+        <w:t xml:space="preserve">differs from</w:t>
+      </w:r>
+      <w:r>
+        <w:t xml:space="preserve"> </w:t>
+      </w:r>
+      <w:r>
+        <w:rPr>
+          <w:rStyle w:val="VerbatimChar"/>
+        </w:rPr>
+        <w:t xml:space="preserve">/second-brain</w:t>
+      </w:r>
+    </w:p>
+    <w:p>
+      <w:pPr>
+        <w:pStyle w:val="FirstParagraph"/>
+      </w:pPr>
+      <w:r>
+        <w:rPr>
+          <w:rStyle w:val="VerbatimChar"/>
+        </w:rPr>
+        <w:t xml:space="preserve">/open-vault</w:t>
+      </w:r>
+      <w:r>
+        <w:t xml:space="preserve"> </w:t>
+      </w:r>
+      <w:r>
+        <w:t xml:space="preserve">is read-only state-prep + launching Obsidian. It tells you what’s going on. It never builds, updates, or modifies the vault.</w:t>
+      </w:r>
+    </w:p>
+    <w:p>
+      <w:pPr>
+        <w:pStyle w:val="BodyText"/>
+      </w:pPr>
+      <w:r>
+        <w:rPr>
+          <w:rStyle w:val="VerbatimChar"/>
+        </w:rPr>
+        <w:t xml:space="preserve">/second-brain</w:t>
+      </w:r>
+      <w:r>
+        <w:t xml:space="preserve"> </w:t>
+      </w:r>
+      <w:r>
+        <w:t xml:space="preserve">is the worker. It modifies the wiki (with permission) when you tell it to.</w:t>
+      </w:r>
+    </w:p>
+    <w:p>
+      <w:pPr>
+        <w:pStyle w:val="BodyText"/>
+      </w:pPr>
+      <w:r>
+        <w:t xml:space="preserve">You run</w:t>
+      </w:r>
+      <w:r>
+        <w:t xml:space="preserve"> </w:t>
+      </w:r>
+      <w:r>
+        <w:rPr>
+          <w:rStyle w:val="VerbatimChar"/>
+        </w:rPr>
+        <w:t xml:space="preserve">/open-vault</w:t>
+      </w:r>
+      <w:r>
+        <w:t xml:space="preserve"> </w:t>
+      </w:r>
+      <w:r>
+        <w:t xml:space="preserve">first (to load context and see status), then</w:t>
+      </w:r>
+      <w:r>
+        <w:t xml:space="preserve"> </w:t>
+      </w:r>
+      <w:r>
+        <w:rPr>
+          <w:rStyle w:val="VerbatimChar"/>
+        </w:rPr>
+        <w:t xml:space="preserve">/second-brain &lt;operation&gt; &lt;area&gt;</w:t>
+      </w:r>
+      <w:r>
+        <w:t xml:space="preserve"> </w:t>
+      </w:r>
+      <w:r>
+        <w:t xml:space="preserve">second (to act on what</w:t>
+      </w:r>
+      <w:r>
+        <w:t xml:space="preserve"> </w:t>
+      </w:r>
+      <w:r>
+        <w:rPr>
+          <w:rStyle w:val="VerbatimChar"/>
+        </w:rPr>
+        <w:t xml:space="preserve">/open-vault</w:t>
+      </w:r>
+      <w:r>
+        <w:t xml:space="preserve"> </w:t>
+      </w:r>
+      <w:r>
+        <w:t xml:space="preserve">showed you).</w:t>
+      </w:r>
+    </w:p>
+    <w:p>
+      <w:r>
+        <w:pict>
+          <v:rect style="width:0;height:1.5pt" o:hralign="center" o:hrstd="t" o:hr="t"/>
+        </w:pict>
+      </w:r>
+    </w:p>
+    <w:bookmarkEnd w:id="30"/>
+    <w:bookmarkEnd w:id="31"/>
+    <w:bookmarkStart w:id="32" w:name="teaching-notes-for-the-instructor"/>
+    <w:p>
+      <w:pPr>
+        <w:pStyle w:val="Heading2"/>
+      </w:pPr>
+      <w:r>
+        <w:t xml:space="preserve">11 🎓 TEACHING NOTES (FOR THE INSTRUCTOR)</w:t>
+      </w:r>
+    </w:p>
+    <w:p>
+      <w:pPr>
+        <w:pStyle w:val="FirstParagraph"/>
+      </w:pPr>
+      <w:r>
+        <w:rPr>
+          <w:b/>
+          <w:bCs/>
+        </w:rPr>
+        <w:t xml:space="preserve">Timing:</w:t>
+      </w:r>
+      <w:r>
+        <w:t xml:space="preserve"> </w:t>
+      </w:r>
+      <w:r>
+        <w:t xml:space="preserve">~20 minutes. The calendar event creation is the slowest part (3 events × confirm each).</w:t>
+      </w:r>
+    </w:p>
+    <w:p>
+      <w:pPr>
+        <w:pStyle w:val="BodyText"/>
+      </w:pPr>
+      <w:r>
+        <w:rPr>
+          <w:b/>
+          <w:bCs/>
+        </w:rPr>
+        <w:t xml:space="preserve">Live demo:</w:t>
+      </w:r>
+      <w:r>
+        <w:t xml:space="preserve"> </w:t>
+      </w:r>
+      <w:r>
+        <w:t xml:space="preserve">Show the daily startup. Run</w:t>
+      </w:r>
+      <w:r>
+        <w:t xml:space="preserve"> </w:t>
+      </w:r>
+      <w:r>
+        <w:rPr>
+          <w:rStyle w:val="VerbatimChar"/>
+        </w:rPr>
+        <w:t xml:space="preserve">/open-vault</w:t>
+      </w:r>
+      <w:r>
+        <w:t xml:space="preserve"> </w:t>
+      </w:r>
+      <w:r>
+        <w:t xml:space="preserve">in a populated vault. Walking students through the skill’s status report (X raw notes new, last update was Y) is the moment they understand why this command exists.</w:t>
+      </w:r>
+    </w:p>
+    <w:p>
+      <w:pPr>
+        <w:pStyle w:val="BodyText"/>
+      </w:pPr>
+      <w:r>
+        <w:rPr>
+          <w:b/>
+          <w:bCs/>
+        </w:rPr>
+        <w:t xml:space="preserve">Emphasis:</w:t>
+      </w:r>
+      <w:r>
+        <w:t xml:space="preserve"> </w:t>
+      </w:r>
+      <w:r>
+        <w:rPr>
+          <w:i/>
+          <w:iCs/>
+        </w:rPr>
+        <w:t xml:space="preserve">“Rhythm beats enthusiasm. Weekly for ten years beats daily for three weeks. And</w:t>
+      </w:r>
+      <w:r>
+        <w:rPr>
+          <w:i/>
+          <w:iCs/>
+        </w:rPr>
+        <w:t xml:space="preserve"> </w:t>
+      </w:r>
+      <w:r>
+        <w:rPr>
+          <w:rStyle w:val="VerbatimChar"/>
+          <w:i/>
+          <w:iCs/>
+        </w:rPr>
+        <w:t xml:space="preserve">/open-vault</w:t>
+      </w:r>
+      <w:r>
+        <w:rPr>
+          <w:i/>
+          <w:iCs/>
+        </w:rPr>
+        <w:t xml:space="preserve"> </w:t>
+      </w:r>
+      <w:r>
+        <w:rPr>
+          <w:i/>
+          <w:iCs/>
+        </w:rPr>
+        <w:t xml:space="preserve">is the one command you remember.”</w:t>
+      </w:r>
+      <w:r>
+        <w:t xml:space="preserve"> </w:t>
+      </w:r>
+      <w:r>
+        <w:t xml:space="preserve">That’s the line.</w:t>
+      </w:r>
+    </w:p>
+    <w:p>
+      <w:pPr>
+        <w:pStyle w:val="BodyText"/>
+      </w:pPr>
+      <w:r>
+        <w:rPr>
+          <w:b/>
+          <w:bCs/>
+        </w:rPr>
+        <w:t xml:space="preserve">Watch for:</w:t>
       </w:r>
     </w:p>
     <w:p>
@@ -3098,17 +3492,7 @@
         </w:numPr>
       </w:pPr>
       <w:r>
-        <w:rPr>
-          <w:b/>
-          <w:bCs/>
-        </w:rPr>
-        <w:t xml:space="preserve">Outputs are rare.</w:t>
-      </w:r>
-      <w:r>
-        <w:t xml:space="preserve"> </w:t>
-      </w:r>
-      <w:r>
-        <w:t xml:space="preserve">If you’re doing real work with Claude, you produce maybe 5–10 good outputs per quarter. Auto-running fold-back weekly would usually do nothing useful.</w:t>
+        <w:t xml:space="preserve">Students who ask why we don’t build a custom skill like in the v0.1.0 SOPs. Answer: the plugin already provides the operations. Custom skill is duplicate.</w:t>
       </w:r>
     </w:p>
     <w:p>
@@ -3120,93 +3504,19 @@
         </w:numPr>
       </w:pPr>
       <w:r>
-        <w:rPr>
-          <w:b/>
-          <w:bCs/>
-        </w:rPr>
-        <w:t xml:space="preserve">Fold-back modifies existing wiki pages.</w:t>
-      </w:r>
-      <w:r>
-        <w:t xml:space="preserve"> </w:t>
-      </w:r>
-      <w:r>
-        <w:t xml:space="preserve">That’s the one destructive-ish operation in the whole system. Forcing it to be a deliberate, calendared action (not automatic) keeps you in the loop when it runs.</w:t>
-      </w:r>
-    </w:p>
-    <w:p>
-      <w:pPr>
-        <w:pStyle w:val="FirstParagraph"/>
-      </w:pPr>
-      <w:r>
-        <w:t xml:space="preserve">Always backup before fold-back. Always.</w:t>
-      </w:r>
-    </w:p>
-    <w:bookmarkEnd w:id="28"/>
-    <w:bookmarkStart w:id="29" w:name="X5eff5b04a26a0d930dc41819c2b1bdf6a411620"/>
-    <w:p>
-      <w:pPr>
-        <w:pStyle w:val="Heading3"/>
-      </w:pPr>
-      <w:r>
-        <w:t xml:space="preserve">How Skill Creator differs from manual skill building</w:t>
-      </w:r>
-    </w:p>
-    <w:p>
-      <w:pPr>
-        <w:pStyle w:val="FirstParagraph"/>
-      </w:pPr>
-      <w:r>
-        <w:t xml:space="preserve">Skill Creator is a guided, evaluated approach. It asks probing questions, writes a skill file, then generates test cases to verify the skill works. Thorough, but slow — 10–30 minutes for a single skill and meaningful token usage.</w:t>
-      </w:r>
-    </w:p>
-    <w:p>
-      <w:pPr>
-        <w:pStyle w:val="BodyText"/>
-      </w:pPr>
-      <w:r>
-        <w:t xml:space="preserve">For a skill as well-scoped as Vault Wiki Workflow (three prompts, one router), you can sometimes shortcut:</w:t>
-      </w:r>
-      <w:r>
-        <w:t xml:space="preserve"> </w:t>
-      </w:r>
-      <w:r>
-        <w:rPr>
-          <w:i/>
-          <w:iCs/>
-        </w:rPr>
-        <w:t xml:space="preserve">“Don’t use Skill Creator. Just write a simple skill.md directly at the right path with these exact contents: […]. No evals, no test suite.”</w:t>
-      </w:r>
-      <w:r>
-        <w:t xml:space="preserve"> </w:t>
-      </w:r>
-      <w:r>
-        <w:t xml:space="preserve">The result works at 10% of the token cost.</w:t>
-      </w:r>
-    </w:p>
-    <w:p>
-      <w:pPr>
-        <w:pStyle w:val="BodyText"/>
-      </w:pPr>
-      <w:r>
-        <w:t xml:space="preserve">Skill Creator earns its cost for complex skills (multi-step research, code generation, tasks where the prompt shape isn’t obvious). For simple routers, consider skipping it.</w:t>
-      </w:r>
-    </w:p>
-    <w:bookmarkEnd w:id="29"/>
-    <w:bookmarkStart w:id="30" w:name="where-the-skill-lives-on-disk"/>
-    <w:p>
-      <w:pPr>
-        <w:pStyle w:val="Heading3"/>
-      </w:pPr>
-      <w:r>
-        <w:t xml:space="preserve">Where the skill lives on disk</w:t>
-      </w:r>
-    </w:p>
-    <w:p>
-      <w:pPr>
-        <w:pStyle w:val="FirstParagraph"/>
-      </w:pPr>
-      <w:r>
-        <w:t xml:space="preserve">Depending on how Skill Creator saved it:</w:t>
+        <w:t xml:space="preserve">Students who skip the calendar reminders. Force them to do it live — by the time they</w:t>
+      </w:r>
+      <w:r>
+        <w:t xml:space="preserve"> </w:t>
+      </w:r>
+      <w:r>
+        <w:t xml:space="preserve">“remember tomorrow”</w:t>
+      </w:r>
+      <w:r>
+        <w:t xml:space="preserve"> </w:t>
+      </w:r>
+      <w:r>
+        <w:t xml:space="preserve">they won’t.</w:t>
       </w:r>
     </w:p>
     <w:p>
@@ -3214,45 +3524,26 @@
         <w:pStyle w:val="Compact"/>
         <w:numPr>
           <w:ilvl w:val="0"/>
-          <w:numId w:val="1008"/>
+          <w:numId w:val="1007"/>
         </w:numPr>
       </w:pPr>
       <w:r>
-        <w:rPr>
-          <w:b/>
-          <w:bCs/>
-        </w:rPr>
-        <w:t xml:space="preserve">Global, cross-workspace:</w:t>
-      </w:r>
-      <w:r>
-        <w:t xml:space="preserve"> </w:t>
-      </w:r>
-      <w:r>
-        <w:rPr>
-          <w:rStyle w:val="VerbatimChar"/>
-        </w:rPr>
-        <w:t xml:space="preserve">~/.claude/skills/vault-wiki-workflow/skill.md</w:t>
-      </w:r>
-      <w:r>
-        <w:t xml:space="preserve"> </w:t>
-      </w:r>
-      <w:r>
-        <w:t xml:space="preserve">(Mac/Linux) or</w:t>
-      </w:r>
-      <w:r>
-        <w:t xml:space="preserve"> </w:t>
-      </w:r>
-      <w:r>
-        <w:rPr>
-          <w:rStyle w:val="VerbatimChar"/>
-        </w:rPr>
-        <w:t xml:space="preserve">%APPDATA%\Claude\skills\vault-wiki-workflow\skill.md</w:t>
-      </w:r>
-      <w:r>
-        <w:t xml:space="preserve"> </w:t>
-      </w:r>
-      <w:r>
-        <w:t xml:space="preserve">(Windows).</w:t>
+        <w:t xml:space="preserve">Students whose</w:t>
+      </w:r>
+      <w:r>
+        <w:t xml:space="preserve"> </w:t>
+      </w:r>
+      <w:r>
+        <w:rPr>
+          <w:rStyle w:val="VerbatimChar"/>
+        </w:rPr>
+        <w:t xml:space="preserve">/open-vault</w:t>
+      </w:r>
+      <w:r>
+        <w:t xml:space="preserve"> </w:t>
+      </w:r>
+      <w:r>
+        <w:t xml:space="preserve">doesn’t launch Obsidian visually. Walk them through the URL-scheme fallback (file manager). Don’t fail the lesson on that — Cowork session prep is the more valuable half.</w:t>
       </w:r>
     </w:p>
     <w:p>
@@ -3260,65 +3551,38 @@
         <w:pStyle w:val="Compact"/>
         <w:numPr>
           <w:ilvl w:val="0"/>
-          <w:numId w:val="1008"/>
+          <w:numId w:val="1007"/>
         </w:numPr>
       </w:pPr>
       <w:r>
-        <w:rPr>
-          <w:b/>
-          <w:bCs/>
-        </w:rPr>
-        <w:t xml:space="preserve">Workspace-scoped:</w:t>
-      </w:r>
-      <w:r>
-        <w:t xml:space="preserve"> </w:t>
-      </w:r>
-      <w:r>
-        <w:rPr>
-          <w:rStyle w:val="VerbatimChar"/>
-        </w:rPr>
-        <w:t xml:space="preserve">&lt;workspace-root&gt;/.claude/skills/vault-wiki-workflow/skill.md</w:t>
-      </w:r>
-      <w:r>
-        <w:t xml:space="preserve">.</w:t>
-      </w:r>
-    </w:p>
-    <w:p>
-      <w:pPr>
-        <w:pStyle w:val="FirstParagraph"/>
-      </w:pPr>
-      <w:r>
-        <w:t xml:space="preserve">Let Cowork tell you the exact path. Edit directly when you add a life area / vault / overlay.</w:t>
-      </w:r>
-    </w:p>
-    <w:bookmarkEnd w:id="30"/>
-    <w:bookmarkStart w:id="31" w:name="how-mode-awareness-changes-the-skill"/>
-    <w:p>
-      <w:pPr>
-        <w:pStyle w:val="Heading3"/>
-      </w:pPr>
-      <w:r>
-        <w:t xml:space="preserve">How mode-awareness changes the skill</w:t>
-      </w:r>
-    </w:p>
-    <w:p>
-      <w:pPr>
-        <w:pStyle w:val="FirstParagraph"/>
-      </w:pPr>
-      <w:r>
-        <w:t xml:space="preserve">In v0.1.0 the skill assumed scaffold mode only. In v0.2.0 the skill reads</w:t>
-      </w:r>
-      <w:r>
-        <w:t xml:space="preserve"> </w:t>
-      </w:r>
-      <w:r>
-        <w:rPr>
-          <w:rStyle w:val="VerbatimChar"/>
-        </w:rPr>
-        <w:t xml:space="preserve">vaults.md</w:t>
-      </w:r>
-      <w:r>
-        <w:t xml:space="preserve">, identifies the active vault’s mode, and applies the right scoping:</w:t>
+        <w:t xml:space="preserve">Students who want to run</w:t>
+      </w:r>
+      <w:r>
+        <w:t xml:space="preserve"> </w:t>
+      </w:r>
+      <w:r>
+        <w:rPr>
+          <w:rStyle w:val="VerbatimChar"/>
+        </w:rPr>
+        <w:t xml:space="preserve">fold-back</w:t>
+      </w:r>
+      <w:r>
+        <w:t xml:space="preserve"> </w:t>
+      </w:r>
+      <w:r>
+        <w:t xml:space="preserve">weekly</w:t>
+      </w:r>
+      <w:r>
+        <w:t xml:space="preserve"> </w:t>
+      </w:r>
+      <w:r>
+        <w:t xml:space="preserve">“to keep it fresh.”</w:t>
+      </w:r>
+      <w:r>
+        <w:t xml:space="preserve"> </w:t>
+      </w:r>
+      <w:r>
+        <w:t xml:space="preserve">Push back — quarterly. Too frequent damages the wiki.</w:t>
       </w:r>
     </w:p>
     <w:p>
@@ -3326,100 +3590,41 @@
         <w:pStyle w:val="Compact"/>
         <w:numPr>
           <w:ilvl w:val="0"/>
-          <w:numId w:val="1009"/>
+          <w:numId w:val="1007"/>
         </w:numPr>
       </w:pPr>
       <w:r>
-        <w:rPr>
-          <w:rStyle w:val="VerbatimChar"/>
-        </w:rPr>
-        <w:t xml:space="preserve">scaffold</w:t>
-      </w:r>
-      <w:r>
-        <w:t xml:space="preserve"> </w:t>
-      </w:r>
-      <w:r>
-        <w:t xml:space="preserve">→ operates on</w:t>
-      </w:r>
-      <w:r>
-        <w:t xml:space="preserve"> </w:t>
-      </w:r>
-      <w:r>
-        <w:rPr>
-          <w:rStyle w:val="VerbatimChar"/>
-        </w:rPr>
-        <w:t xml:space="preserve">&lt;vault&gt;/&lt;life-area&gt;/{raw,wiki,output}/</w:t>
-      </w:r>
-      <w:r>
-        <w:t xml:space="preserve"> </w:t>
-      </w:r>
-      <w:r>
-        <w:t xml:space="preserve">paths automatically.</w:t>
-      </w:r>
-    </w:p>
-    <w:p>
-      <w:pPr>
-        <w:pStyle w:val="Compact"/>
-        <w:numPr>
-          <w:ilvl w:val="0"/>
-          <w:numId w:val="1009"/>
-        </w:numPr>
-      </w:pPr>
-      <w:r>
-        <w:rPr>
-          <w:rStyle w:val="VerbatimChar"/>
-        </w:rPr>
-        <w:t xml:space="preserve">overlay</w:t>
-      </w:r>
-      <w:r>
-        <w:t xml:space="preserve"> </w:t>
-      </w:r>
-      <w:r>
-        <w:t xml:space="preserve">→ operates on</w:t>
-      </w:r>
-      <w:r>
-        <w:t xml:space="preserve"> </w:t>
-      </w:r>
-      <w:r>
-        <w:rPr>
-          <w:rStyle w:val="VerbatimChar"/>
-        </w:rPr>
-        <w:t xml:space="preserve">&lt;overlay-root&gt;/{raw,wiki,output}/</w:t>
-      </w:r>
-      <w:r>
-        <w:t xml:space="preserve"> </w:t>
-      </w:r>
-      <w:r>
-        <w:t xml:space="preserve">paths automatically.</w:t>
-      </w:r>
-    </w:p>
-    <w:p>
-      <w:pPr>
-        <w:pStyle w:val="Compact"/>
-        <w:numPr>
-          <w:ilvl w:val="0"/>
-          <w:numId w:val="1009"/>
-        </w:numPr>
-      </w:pPr>
-      <w:r>
-        <w:rPr>
-          <w:rStyle w:val="VerbatimChar"/>
-        </w:rPr>
-        <w:t xml:space="preserve">external</w:t>
-      </w:r>
-      <w:r>
-        <w:t xml:space="preserve"> </w:t>
-      </w:r>
-      <w:r>
-        <w:t xml:space="preserve">→ asks the user per-run which folders to read from and write to. Caches the last-used answer per vault.</w:t>
-      </w:r>
-    </w:p>
-    <w:p>
-      <w:pPr>
-        <w:pStyle w:val="FirstParagraph"/>
-      </w:pPr>
-      <w:r>
-        <w:t xml:space="preserve">If your skill doesn’t behave this way, the skill file is from v0.1.0. Re-run Step C of Section 3 to regenerate it.</w:t>
+        <w:t xml:space="preserve">External-mode students who try to write</w:t>
+      </w:r>
+      <w:r>
+        <w:t xml:space="preserve"> </w:t>
+      </w:r>
+      <w:r>
+        <w:rPr>
+          <w:rStyle w:val="VerbatimChar"/>
+        </w:rPr>
+        <w:t xml:space="preserve">My Vault System.md</w:t>
+      </w:r>
+      <w:r>
+        <w:t xml:space="preserve"> </w:t>
+      </w:r>
+      <w:r>
+        <w:t xml:space="preserve">into their vault. Reroute to</w:t>
+      </w:r>
+      <w:r>
+        <w:t xml:space="preserve"> </w:t>
+      </w:r>
+      <w:r>
+        <w:rPr>
+          <w:rStyle w:val="VerbatimChar"/>
+        </w:rPr>
+        <w:t xml:space="preserve">projects/second-brain/memory.md</w:t>
+      </w:r>
+      <w:r>
+        <w:t xml:space="preserve"> </w:t>
+      </w:r>
+      <w:r>
+        <w:t xml:space="preserve">per the hard rule.</w:t>
       </w:r>
     </w:p>
     <w:p>
@@ -3429,15 +3634,14 @@
         </w:pict>
       </w:r>
     </w:p>
-    <w:bookmarkEnd w:id="31"/>
     <w:bookmarkEnd w:id="32"/>
-    <w:bookmarkStart w:id="33" w:name="teaching-notes-for-the-instructor"/>
+    <w:bookmarkStart w:id="33" w:name="before-the-next-lesson-you-need"/>
     <w:p>
       <w:pPr>
         <w:pStyle w:val="Heading2"/>
       </w:pPr>
       <w:r>
-        <w:t xml:space="preserve">10 🎓 TEACHING NOTES (FOR THE INSTRUCTOR)</w:t>
+        <w:t xml:space="preserve">12 📋 BEFORE THE NEXT LESSON, YOU NEED:</w:t>
       </w:r>
     </w:p>
     <w:p>
@@ -3445,32 +3649,76 @@
         <w:pStyle w:val="FirstParagraph"/>
       </w:pPr>
       <w:r>
-        <w:rPr>
-          <w:b/>
-          <w:bCs/>
-        </w:rPr>
-        <w:t xml:space="preserve">Timing:</w:t>
-      </w:r>
-      <w:r>
-        <w:t xml:space="preserve"> </w:t>
-      </w:r>
-      <w:r>
-        <w:t xml:space="preserve">30 minutes. Skill Creator dominates — half the lesson is waiting for Skill Creator to finish. If students are tight on time, offer the shortcut path (skip Skill Creator, write</w:t>
-      </w:r>
-      <w:r>
-        <w:t xml:space="preserve"> </w:t>
-      </w:r>
-      <w:r>
-        <w:rPr>
-          <w:rStyle w:val="VerbatimChar"/>
-        </w:rPr>
-        <w:t xml:space="preserve">skill.md</w:t>
-      </w:r>
-      <w:r>
-        <w:t xml:space="preserve"> </w:t>
-      </w:r>
-      <w:r>
-        <w:t xml:space="preserve">directly).</w:t>
+        <w:t xml:space="preserve">✅ Every wiki has a home index</w:t>
+      </w:r>
+      <w:r>
+        <w:t xml:space="preserve"> </w:t>
+      </w:r>
+      <w:r>
+        <w:t xml:space="preserve">✅ At least one golden output saved</w:t>
+      </w:r>
+      <w:r>
+        <w:t xml:space="preserve"> </w:t>
+      </w:r>
+      <w:r>
+        <w:t xml:space="preserve">✅ Calendar reminders on your calendar</w:t>
+      </w:r>
+      <w:r>
+        <w:t xml:space="preserve"> </w:t>
+      </w:r>
+      <w:r>
+        <w:t xml:space="preserve">✅</w:t>
+      </w:r>
+      <w:r>
+        <w:t xml:space="preserve"> </w:t>
+      </w:r>
+      <w:r>
+        <w:rPr>
+          <w:rStyle w:val="VerbatimChar"/>
+        </w:rPr>
+        <w:t xml:space="preserve">My Vault System.md</w:t>
+      </w:r>
+      <w:r>
+        <w:t xml:space="preserve"> </w:t>
+      </w:r>
+      <w:r>
+        <w:t xml:space="preserve">written (scaffold/overlay) OR</w:t>
+      </w:r>
+      <w:r>
+        <w:t xml:space="preserve"> </w:t>
+      </w:r>
+      <w:r>
+        <w:rPr>
+          <w:rStyle w:val="VerbatimChar"/>
+        </w:rPr>
+        <w:t xml:space="preserve">memory.md</w:t>
+      </w:r>
+      <w:r>
+        <w:t xml:space="preserve"> </w:t>
+      </w:r>
+      <w:r>
+        <w:t xml:space="preserve">has the equivalent (external)</w:t>
+      </w:r>
+      <w:r>
+        <w:t xml:space="preserve"> </w:t>
+      </w:r>
+      <w:r>
+        <w:t xml:space="preserve">✅</w:t>
+      </w:r>
+      <w:r>
+        <w:t xml:space="preserve"> </w:t>
+      </w:r>
+      <w:r>
+        <w:rPr>
+          <w:rStyle w:val="VerbatimChar"/>
+        </w:rPr>
+        <w:t xml:space="preserve">/open-vault</w:t>
+      </w:r>
+      <w:r>
+        <w:t xml:space="preserve"> </w:t>
+      </w:r>
+      <w:r>
+        <w:t xml:space="preserve">works end-to-end</w:t>
       </w:r>
     </w:p>
     <w:p>
@@ -3478,165 +3726,49 @@
         <w:pStyle w:val="BodyText"/>
       </w:pPr>
       <w:r>
-        <w:rPr>
-          <w:b/>
-          <w:bCs/>
-        </w:rPr>
-        <w:t xml:space="preserve">Live demo:</w:t>
-      </w:r>
-      <w:r>
-        <w:t xml:space="preserve"> </w:t>
-      </w:r>
-      <w:r>
-        <w:t xml:space="preserve">show the</w:t>
-      </w:r>
-      <w:r>
-        <w:t xml:space="preserve"> </w:t>
-      </w:r>
-      <w:r>
-        <w:t xml:space="preserve">“before”</w:t>
-      </w:r>
-      <w:r>
-        <w:t xml:space="preserve"> </w:t>
-      </w:r>
-      <w:r>
-        <w:t xml:space="preserve">(typing the Build prompt by hand) vs. </w:t>
-      </w:r>
-      <w:r>
-        <w:t xml:space="preserve">“after”</w:t>
-      </w:r>
-      <w:r>
-        <w:t xml:space="preserve"> </w:t>
-      </w:r>
-      <w:r>
-        <w:t xml:space="preserve">(slash command with the skill). The friction difference is the whole sell.</w:t>
-      </w:r>
-    </w:p>
-    <w:p>
-      <w:pPr>
-        <w:pStyle w:val="BodyText"/>
-      </w:pPr>
-      <w:r>
-        <w:rPr>
-          <w:b/>
-          <w:bCs/>
-        </w:rPr>
-        <w:t xml:space="preserve">Emphasis:</w:t>
-      </w:r>
-      <w:r>
-        <w:t xml:space="preserve"> </w:t>
-      </w:r>
-      <w:r>
-        <w:rPr>
-          <w:i/>
-          <w:iCs/>
-        </w:rPr>
-        <w:t xml:space="preserve">“Rhythm beats enthusiasm. Weekly for ten years beats daily for three weeks.”</w:t>
-      </w:r>
-      <w:r>
-        <w:t xml:space="preserve"> </w:t>
-      </w:r>
-      <w:r>
-        <w:t xml:space="preserve">That’s the line.</w:t>
-      </w:r>
-    </w:p>
-    <w:p>
-      <w:pPr>
-        <w:pStyle w:val="BodyText"/>
-      </w:pPr>
-      <w:r>
-        <w:rPr>
-          <w:b/>
-          <w:bCs/>
-        </w:rPr>
-        <w:t xml:space="preserve">Watch for:</w:t>
-      </w:r>
-    </w:p>
-    <w:p>
-      <w:pPr>
-        <w:pStyle w:val="Compact"/>
-        <w:numPr>
-          <w:ilvl w:val="0"/>
-          <w:numId w:val="1010"/>
-        </w:numPr>
-      </w:pPr>
-      <w:r>
-        <w:t xml:space="preserve">Students who skip the calendar reminders. Force them to do it live — by the time they</w:t>
-      </w:r>
-      <w:r>
-        <w:t xml:space="preserve"> </w:t>
-      </w:r>
-      <w:r>
-        <w:t xml:space="preserve">“remember tomorrow”</w:t>
-      </w:r>
-      <w:r>
-        <w:t xml:space="preserve"> </w:t>
-      </w:r>
-      <w:r>
-        <w:t xml:space="preserve">they won’t remember.</w:t>
-      </w:r>
-    </w:p>
-    <w:p>
-      <w:pPr>
-        <w:pStyle w:val="Compact"/>
-        <w:numPr>
-          <w:ilvl w:val="0"/>
-          <w:numId w:val="1010"/>
-        </w:numPr>
-      </w:pPr>
-      <w:r>
-        <w:t xml:space="preserve">Students whose skill build takes forever. Offer the shortcut path (skip Skill Creator, write</w:t>
-      </w:r>
-      <w:r>
-        <w:t xml:space="preserve"> </w:t>
-      </w:r>
-      <w:r>
-        <w:rPr>
-          <w:rStyle w:val="VerbatimChar"/>
-        </w:rPr>
-        <w:t xml:space="preserve">skill.md</w:t>
-      </w:r>
-      <w:r>
-        <w:t xml:space="preserve"> </w:t>
-      </w:r>
-      <w:r>
-        <w:t xml:space="preserve">directly).</w:t>
-      </w:r>
-    </w:p>
-    <w:p>
-      <w:pPr>
-        <w:pStyle w:val="Compact"/>
-        <w:numPr>
-          <w:ilvl w:val="0"/>
-          <w:numId w:val="1010"/>
-        </w:numPr>
-      </w:pPr>
-      <w:r>
-        <w:t xml:space="preserve">Students who want to run FOLD-BACK weekly</w:t>
-      </w:r>
-      <w:r>
-        <w:t xml:space="preserve"> </w:t>
-      </w:r>
-      <w:r>
-        <w:t xml:space="preserve">“so it always stays fresh.”</w:t>
-      </w:r>
-      <w:r>
-        <w:t xml:space="preserve"> </w:t>
-      </w:r>
-      <w:r>
-        <w:t xml:space="preserve">Push back — quarterly. Too frequent damages the wiki.</w:t>
-      </w:r>
-    </w:p>
-    <w:p>
-      <w:pPr>
-        <w:pStyle w:val="Compact"/>
-        <w:numPr>
-          <w:ilvl w:val="0"/>
-          <w:numId w:val="1010"/>
-        </w:numPr>
-      </w:pPr>
-      <w:r>
-        <w:t xml:space="preserve">External-mode students who get frustrated by per-run prompting. Offer the caching tweak (cache last-used input/output paths per vault) — it solves the friction without compromising the per-write safety.</w:t>
+        <w:t xml:space="preserve">That’s the skill you’re building, by the way. Not</w:t>
+      </w:r>
+      <w:r>
+        <w:t xml:space="preserve"> </w:t>
+      </w:r>
+      <w:r>
+        <w:t xml:space="preserve">“can you maintain a knowledge base.”</w:t>
+      </w:r>
+      <w:r>
+        <w:t xml:space="preserve"> </w:t>
+      </w:r>
+      <w:r>
+        <w:t xml:space="preserve">The real skill is showing up — running</w:t>
+      </w:r>
+      <w:r>
+        <w:t xml:space="preserve"> </w:t>
+      </w:r>
+      <w:r>
+        <w:rPr>
+          <w:rStyle w:val="VerbatimChar"/>
+        </w:rPr>
+        <w:t xml:space="preserve">/open-vault</w:t>
+      </w:r>
+      <w:r>
+        <w:t xml:space="preserve"> </w:t>
+      </w:r>
+      <w:r>
+        <w:t xml:space="preserve">once a day, running</w:t>
+      </w:r>
+      <w:r>
+        <w:t xml:space="preserve"> </w:t>
+      </w:r>
+      <w:r>
+        <w:rPr>
+          <w:rStyle w:val="VerbatimChar"/>
+        </w:rPr>
+        <w:t xml:space="preserve">/second-brain update</w:t>
+      </w:r>
+      <w:r>
+        <w:t xml:space="preserve"> </w:t>
+      </w:r>
+      <w:r>
+        <w:t xml:space="preserve">once a week, and letting the system carry the rest. You just did it.</w:t>
       </w:r>
     </w:p>
     <w:p>
@@ -3647,13 +3779,13 @@
       </w:r>
     </w:p>
     <w:bookmarkEnd w:id="33"/>
-    <w:bookmarkStart w:id="34" w:name="X562e4ffb71fb426e03eb309b04bb2de4ed7f81a"/>
+    <w:bookmarkStart w:id="34" w:name="whats-next"/>
     <w:p>
       <w:pPr>
         <w:pStyle w:val="Heading2"/>
       </w:pPr>
       <w:r>
-        <w:t xml:space="preserve">11 📋 BEFORE YOU CONSIDER PROJECT 04 DONE, YOU NEED:</w:t>
+        <w:t xml:space="preserve">13 ➡ WHAT’S NEXT</w:t>
       </w:r>
     </w:p>
     <w:p>
@@ -3661,61 +3793,29 @@
         <w:pStyle w:val="FirstParagraph"/>
       </w:pPr>
       <w:r>
-        <w:t xml:space="preserve">✅ Every wiki has a home index</w:t>
-      </w:r>
-      <w:r>
-        <w:t xml:space="preserve"> </w:t>
-      </w:r>
-      <w:r>
-        <w:t xml:space="preserve">✅ At least one golden output saved</w:t>
-      </w:r>
-      <w:r>
-        <w:t xml:space="preserve"> </w:t>
-      </w:r>
-      <w:r>
-        <w:t xml:space="preserve">✅ The skill works end-to-end</w:t>
-      </w:r>
-      <w:r>
-        <w:t xml:space="preserve"> </w:t>
-      </w:r>
-      <w:r>
-        <w:t xml:space="preserve">✅ Rhythm reminders are on your calendar</w:t>
-      </w:r>
-      <w:r>
-        <w:t xml:space="preserve"> </w:t>
-      </w:r>
-      <w:r>
-        <w:t xml:space="preserve">✅</w:t>
-      </w:r>
-      <w:r>
-        <w:t xml:space="preserve"> </w:t>
-      </w:r>
-      <w:r>
-        <w:rPr>
-          <w:rStyle w:val="VerbatimChar"/>
-        </w:rPr>
-        <w:t xml:space="preserve">My Vault System.md</w:t>
-      </w:r>
-      <w:r>
-        <w:t xml:space="preserve"> </w:t>
-      </w:r>
-      <w:r>
-        <w:t xml:space="preserve">is written (scaffold/overlay) OR</w:t>
-      </w:r>
-      <w:r>
-        <w:t xml:space="preserve"> </w:t>
-      </w:r>
-      <w:r>
-        <w:rPr>
-          <w:rStyle w:val="VerbatimChar"/>
-        </w:rPr>
-        <w:t xml:space="preserve">memory.md</w:t>
-      </w:r>
-      <w:r>
-        <w:t xml:space="preserve"> </w:t>
-      </w:r>
-      <w:r>
-        <w:t xml:space="preserve">has the equivalent (external)</w:t>
+        <w:rPr>
+          <w:b/>
+          <w:bCs/>
+        </w:rPr>
+        <w:t xml:space="preserve">Lesson 5: Use Cases &amp; Daily Workflow</w:t>
+      </w:r>
+      <w:r>
+        <w:t xml:space="preserve"> </w:t>
+      </w:r>
+      <w:r>
+        <w:t xml:space="preserve">— the read-only</w:t>
+      </w:r>
+      <w:r>
+        <w:t xml:space="preserve"> </w:t>
+      </w:r>
+      <w:r>
+        <w:t xml:space="preserve">“now what?”</w:t>
+      </w:r>
+      <w:r>
+        <w:t xml:space="preserve"> </w:t>
+      </w:r>
+      <w:r>
+        <w:t xml:space="preserve">guide. 6+ case studies by role (coach, agency owner, course creator, consultant, writer, multi-business operator), references to second-brain experts, and concrete daily/weekly/monthly workflow examples. ~15 minutes.</w:t>
       </w:r>
     </w:p>
     <w:p>
@@ -3723,19 +3823,20 @@
         <w:pStyle w:val="BodyText"/>
       </w:pPr>
       <w:r>
-        <w:t xml:space="preserve">That’s the skill you’re building, by the way. Not</w:t>
-      </w:r>
-      <w:r>
-        <w:t xml:space="preserve"> </w:t>
-      </w:r>
-      <w:r>
-        <w:t xml:space="preserve">“can you maintain a knowledge base.”</w:t>
-      </w:r>
-      <w:r>
-        <w:t xml:space="preserve"> </w:t>
-      </w:r>
-      <w:r>
-        <w:t xml:space="preserve">The real skill is setting up a system that compounds automatically — with a rhythm, a skill, and reminders that carry the load so you don’t have to remember. You just did it.</w:t>
+        <w:t xml:space="preserve">After Lesson 5,</w:t>
+      </w:r>
+      <w:r>
+        <w:t xml:space="preserve"> </w:t>
+      </w:r>
+      <w:r>
+        <w:rPr>
+          <w:b/>
+          <w:bCs/>
+        </w:rPr>
+        <w:t xml:space="preserve">Project 04 is complete</w:t>
+      </w:r>
+      <w:r>
+        <w:t xml:space="preserve">.</w:t>
       </w:r>
     </w:p>
     <w:p>
@@ -3745,16 +3846,6 @@
         </w:pict>
       </w:r>
     </w:p>
-    <w:bookmarkEnd w:id="34"/>
-    <w:bookmarkStart w:id="35" w:name="whats-next"/>
-    <w:p>
-      <w:pPr>
-        <w:pStyle w:val="Heading2"/>
-      </w:pPr>
-      <w:r>
-        <w:t xml:space="preserve">12 ➡ WHAT’S NEXT</w:t>
-      </w:r>
-    </w:p>
     <w:p>
       <w:pPr>
         <w:pStyle w:val="FirstParagraph"/>
@@ -3764,156 +3855,23 @@
           <w:b/>
           <w:bCs/>
         </w:rPr>
-        <w:t xml:space="preserve">Project 04 is complete.</w:t>
-      </w:r>
-      <w:r>
-        <w:t xml:space="preserve"> </w:t>
-      </w:r>
-      <w:r>
-        <w:t xml:space="preserve">Pick your next project from the course index:</w:t>
-      </w:r>
-    </w:p>
-    <w:p>
-      <w:pPr>
-        <w:pStyle w:val="Compact"/>
-        <w:numPr>
-          <w:ilvl w:val="0"/>
-          <w:numId w:val="1011"/>
-        </w:numPr>
-      </w:pPr>
+        <w:t xml:space="preserve">Lesson 4 of 5</w:t>
+      </w:r>
+      <w:r>
+        <w:t xml:space="preserve"> </w:t>
+      </w:r>
+      <w:r>
+        <w:t xml:space="preserve">← Previous: Lesson 3: Sync Across Machines → Next:</w:t>
+      </w:r>
+      <w:r>
+        <w:t xml:space="preserve"> </w:t>
+      </w:r>
       <w:r>
         <w:rPr>
           <w:b/>
           <w:bCs/>
         </w:rPr>
-        <w:t xml:space="preserve">Project 02 — Daily Brief</w:t>
-      </w:r>
-      <w:r>
-        <w:t xml:space="preserve"> </w:t>
-      </w:r>
-      <w:r>
-        <w:t xml:space="preserve">— if email and mornings drown you.</w:t>
-      </w:r>
-    </w:p>
-    <w:p>
-      <w:pPr>
-        <w:pStyle w:val="Compact"/>
-        <w:numPr>
-          <w:ilvl w:val="0"/>
-          <w:numId w:val="1011"/>
-        </w:numPr>
-      </w:pPr>
-      <w:r>
-        <w:rPr>
-          <w:b/>
-          <w:bCs/>
-        </w:rPr>
-        <w:t xml:space="preserve">Project 03 — File Organization</w:t>
-      </w:r>
-      <w:r>
-        <w:t xml:space="preserve"> </w:t>
-      </w:r>
-      <w:r>
-        <w:t xml:space="preserve">— if your Downloads and Desktop are a disaster.</w:t>
-      </w:r>
-    </w:p>
-    <w:p>
-      <w:pPr>
-        <w:pStyle w:val="Compact"/>
-        <w:numPr>
-          <w:ilvl w:val="0"/>
-          <w:numId w:val="1011"/>
-        </w:numPr>
-      </w:pPr>
-      <w:r>
-        <w:rPr>
-          <w:b/>
-          <w:bCs/>
-        </w:rPr>
-        <w:t xml:space="preserve">Project 05 — Social Media Content Engine</w:t>
-      </w:r>
-      <w:r>
-        <w:t xml:space="preserve"> </w:t>
-      </w:r>
-      <w:r>
-        <w:t xml:space="preserve">— if content creation is eating your time.</w:t>
-      </w:r>
-    </w:p>
-    <w:p>
-      <w:pPr>
-        <w:pStyle w:val="Compact"/>
-        <w:numPr>
-          <w:ilvl w:val="0"/>
-          <w:numId w:val="1011"/>
-        </w:numPr>
-      </w:pPr>
-      <w:r>
-        <w:rPr>
-          <w:b/>
-          <w:bCs/>
-        </w:rPr>
-        <w:t xml:space="preserve">Project 06 — Content Repurposing Pipeline</w:t>
-      </w:r>
-      <w:r>
-        <w:t xml:space="preserve"> </w:t>
-      </w:r>
-      <w:r>
-        <w:t xml:space="preserve">— if you want one YouTube video to become a week of posts.</w:t>
-      </w:r>
-    </w:p>
-    <w:p>
-      <w:pPr>
-        <w:pStyle w:val="Compact"/>
-        <w:numPr>
-          <w:ilvl w:val="0"/>
-          <w:numId w:val="1011"/>
-        </w:numPr>
-      </w:pPr>
-      <w:r>
-        <w:rPr>
-          <w:b/>
-          <w:bCs/>
-        </w:rPr>
-        <w:t xml:space="preserve">Project 07 — Research &amp; Competitive Intelligence</w:t>
-      </w:r>
-      <w:r>
-        <w:t xml:space="preserve"> </w:t>
-      </w:r>
-      <w:r>
-        <w:t xml:space="preserve">— if you do research work as part of your business.</w:t>
-      </w:r>
-    </w:p>
-    <w:p>
-      <w:pPr>
-        <w:pStyle w:val="FirstParagraph"/>
-      </w:pPr>
-      <w:r>
-        <w:t xml:space="preserve">See the full course index for all ten projects.</w:t>
-      </w:r>
-    </w:p>
-    <w:p>
-      <w:r>
-        <w:pict>
-          <v:rect style="width:0;height:1.5pt" o:hralign="center" o:hrstd="t" o:hr="t"/>
-        </w:pict>
-      </w:r>
-    </w:p>
-    <w:p>
-      <w:pPr>
-        <w:pStyle w:val="FirstParagraph"/>
-      </w:pPr>
-      <w:r>
-        <w:rPr>
-          <w:b/>
-          <w:bCs/>
-        </w:rPr>
-        <w:t xml:space="preserve">Lesson 4 of 4</w:t>
-      </w:r>
-      <w:r>
-        <w:t xml:space="preserve"> </w:t>
-      </w:r>
-      <w:r>
-        <w:t xml:space="preserve">← Previous: Lesson 3: Sync Across Machines → Next: pick any project from the map above</w:t>
+        <w:t xml:space="preserve">Lesson 5: Use Cases &amp; Daily Workflow</w:t>
       </w:r>
       <w:r>
         <w:t xml:space="preserve"> </w:t>
@@ -3931,11 +3889,40 @@
           <w:i/>
           <w:iCs/>
         </w:rPr>
-        <w:t xml:space="preserve">SOP-C04-04 — Lesson 4: The Weekly Rhythm and the Custom Skill (v0.2.0). VCInc Internal · Rev 2.0 · 2026-05-09</w:t>
-      </w:r>
-    </w:p>
+        <w:t xml:space="preserve">SOP-C04-04 — Lesson 4: The Weekly Rhythm +</w:t>
+      </w:r>
+      <w:r>
+        <w:rPr>
+          <w:i/>
+          <w:iCs/>
+        </w:rPr>
+        <w:t xml:space="preserve"> </w:t>
+      </w:r>
+      <w:r>
+        <w:rPr>
+          <w:rStyle w:val="VerbatimChar"/>
+          <w:i/>
+          <w:iCs/>
+        </w:rPr>
+        <w:t xml:space="preserve">/open-vault</w:t>
+      </w:r>
+      <w:r>
+        <w:rPr>
+          <w:i/>
+          <w:iCs/>
+        </w:rPr>
+        <w:t xml:space="preserve"> </w:t>
+      </w:r>
+      <w:r>
+        <w:rPr>
+          <w:i/>
+          <w:iCs/>
+        </w:rPr>
+        <w:t xml:space="preserve">Daily Driver (v0.3.0). VCInc Internal · Rev 3.0 · 2026-05-09</w:t>
+      </w:r>
+    </w:p>
+    <w:bookmarkEnd w:id="34"/>
     <w:bookmarkEnd w:id="35"/>
-    <w:bookmarkEnd w:id="36"/>
     <w:sectPr>
       <w:footnotePr>
         <w:numRestart w:val="eachSect"/>
@@ -4304,7 +4291,34 @@
     <w:abstractNumId w:val="991"/>
   </w:num>
   <w:num w:numId="1005">
-    <w:abstractNumId w:val="991"/>
+    <w:abstractNumId w:val="99411"/>
+    <w:lvlOverride w:ilvl="0">
+      <w:startOverride w:val="1"/>
+    </w:lvlOverride>
+    <w:lvlOverride w:ilvl="1">
+      <w:startOverride w:val="1"/>
+    </w:lvlOverride>
+    <w:lvlOverride w:ilvl="2">
+      <w:startOverride w:val="1"/>
+    </w:lvlOverride>
+    <w:lvlOverride w:ilvl="3">
+      <w:startOverride w:val="1"/>
+    </w:lvlOverride>
+    <w:lvlOverride w:ilvl="4">
+      <w:startOverride w:val="1"/>
+    </w:lvlOverride>
+    <w:lvlOverride w:ilvl="5">
+      <w:startOverride w:val="1"/>
+    </w:lvlOverride>
+    <w:lvlOverride w:ilvl="6">
+      <w:startOverride w:val="1"/>
+    </w:lvlOverride>
+    <w:lvlOverride w:ilvl="7">
+      <w:startOverride w:val="1"/>
+    </w:lvlOverride>
+    <w:lvlOverride w:ilvl="8">
+      <w:startOverride w:val="1"/>
+    </w:lvlOverride>
   </w:num>
   <w:num w:numId="1006">
     <w:abstractNumId w:val="99411"/>
@@ -4337,45 +4351,6 @@
     </w:lvlOverride>
   </w:num>
   <w:num w:numId="1007">
-    <w:abstractNumId w:val="99411"/>
-    <w:lvlOverride w:ilvl="0">
-      <w:startOverride w:val="1"/>
-    </w:lvlOverride>
-    <w:lvlOverride w:ilvl="1">
-      <w:startOverride w:val="1"/>
-    </w:lvlOverride>
-    <w:lvlOverride w:ilvl="2">
-      <w:startOverride w:val="1"/>
-    </w:lvlOverride>
-    <w:lvlOverride w:ilvl="3">
-      <w:startOverride w:val="1"/>
-    </w:lvlOverride>
-    <w:lvlOverride w:ilvl="4">
-      <w:startOverride w:val="1"/>
-    </w:lvlOverride>
-    <w:lvlOverride w:ilvl="5">
-      <w:startOverride w:val="1"/>
-    </w:lvlOverride>
-    <w:lvlOverride w:ilvl="6">
-      <w:startOverride w:val="1"/>
-    </w:lvlOverride>
-    <w:lvlOverride w:ilvl="7">
-      <w:startOverride w:val="1"/>
-    </w:lvlOverride>
-    <w:lvlOverride w:ilvl="8">
-      <w:startOverride w:val="1"/>
-    </w:lvlOverride>
-  </w:num>
-  <w:num w:numId="1008">
-    <w:abstractNumId w:val="991"/>
-  </w:num>
-  <w:num w:numId="1009">
-    <w:abstractNumId w:val="991"/>
-  </w:num>
-  <w:num w:numId="1010">
-    <w:abstractNumId w:val="991"/>
-  </w:num>
-  <w:num w:numId="1011">
     <w:abstractNumId w:val="991"/>
   </w:num>
 </w:numbering>
